--- a/klagomål/A 21370-2025 FSC-klagomål.docx
+++ b/klagomål/A 21370-2025 FSC-klagomål.docx
@@ -931,7 +931,7 @@
     <w:r>
       <w:tab/>
       <w:tab/>
-      <w:t>2026-09-14</w:t>
+      <w:t>2026-09-15</w:t>
       <w:br/>
       <w:br/>
     </w:r>

--- a/klagomål/A 21370-2025 FSC-klagomål.docx
+++ b/klagomål/A 21370-2025 FSC-klagomål.docx
@@ -931,7 +931,7 @@
     <w:r>
       <w:tab/>
       <w:tab/>
-      <w:t>2026-09-15</w:t>
+      <w:t>2026-09-16</w:t>
       <w:br/>
       <w:br/>
     </w:r>

--- a/klagomål/A 21370-2025 FSC-klagomål.docx
+++ b/klagomål/A 21370-2025 FSC-klagomål.docx
@@ -931,7 +931,7 @@
     <w:r>
       <w:tab/>
       <w:tab/>
-      <w:t>2026-09-16</w:t>
+      <w:t>2026-09-17</w:t>
       <w:br/>
       <w:br/>
     </w:r>

--- a/klagomål/A 21370-2025 FSC-klagomål.docx
+++ b/klagomål/A 21370-2025 FSC-klagomål.docx
@@ -931,7 +931,7 @@
     <w:r>
       <w:tab/>
       <w:tab/>
-      <w:t>2026-09-17</w:t>
+      <w:t>2026-09-18</w:t>
       <w:br/>
       <w:br/>
     </w:r>

--- a/klagomål/A 21370-2025 FSC-klagomål.docx
+++ b/klagomål/A 21370-2025 FSC-klagomål.docx
@@ -931,7 +931,7 @@
     <w:r>
       <w:tab/>
       <w:tab/>
-      <w:t>2026-09-18</w:t>
+      <w:t>2026-09-19</w:t>
       <w:br/>
       <w:br/>
     </w:r>

--- a/klagomål/A 21370-2025 FSC-klagomål.docx
+++ b/klagomål/A 21370-2025 FSC-klagomål.docx
@@ -931,7 +931,7 @@
     <w:r>
       <w:tab/>
       <w:tab/>
-      <w:t>2026-09-19</w:t>
+      <w:t>2026-09-21</w:t>
       <w:br/>
       <w:br/>
     </w:r>

--- a/klagomål/A 21370-2025 FSC-klagomål.docx
+++ b/klagomål/A 21370-2025 FSC-klagomål.docx
@@ -931,7 +931,7 @@
     <w:r>
       <w:tab/>
       <w:tab/>
-      <w:t>2026-09-21</w:t>
+      <w:t>2026-09-23</w:t>
       <w:br/>
       <w:br/>
     </w:r>

--- a/klagomål/A 21370-2025 FSC-klagomål.docx
+++ b/klagomål/A 21370-2025 FSC-klagomål.docx
@@ -931,7 +931,7 @@
     <w:r>
       <w:tab/>
       <w:tab/>
-      <w:t>2026-09-23</w:t>
+      <w:t>2026-09-24</w:t>
       <w:br/>
       <w:br/>
     </w:r>

--- a/klagomål/A 21370-2025 FSC-klagomål.docx
+++ b/klagomål/A 21370-2025 FSC-klagomål.docx
@@ -931,7 +931,7 @@
     <w:r>
       <w:tab/>
       <w:tab/>
-      <w:t>2026-09-24</w:t>
+      <w:t>2026-09-25</w:t>
       <w:br/>
       <w:br/>
     </w:r>

--- a/klagomål/A 21370-2025 FSC-klagomål.docx
+++ b/klagomål/A 21370-2025 FSC-klagomål.docx
@@ -178,7 +178,7 @@
       <w:r>
         <w:drawing>
           <wp:inline xmlns:a="http://schemas.openxmlformats.org/drawingml/2006/main" xmlns:pic="http://schemas.openxmlformats.org/drawingml/2006/picture">
-            <wp:extent cx="5486400" cy="5584439"/>
+            <wp:extent cx="5486400" cy="5703216"/>
             <wp:docPr id="1" name="Picture 1"/>
             <wp:cNvGraphicFramePr>
               <a:graphicFrameLocks noChangeAspect="1"/>
@@ -199,7 +199,7 @@
                   <pic:spPr>
                     <a:xfrm>
                       <a:off x="0" y="0"/>
-                      <a:ext cx="5486400" cy="5584439"/>
+                      <a:ext cx="5486400" cy="5703216"/>
                     </a:xfrm>
                     <a:prstGeom prst="rect"/>
                   </pic:spPr>
@@ -221,7 +221,7 @@
     </w:p>
     <w:p>
       <w:r>
-        <w:t>I och inom 23 meter från avverkningsanmälan finns fynd av 2 naturvårdsarter, varav 2 är rödlistade, 1 är fridlyst och 2 är typiska (T): kolflarnlav (NT, T) och tretåig hackspett (NT, T, §4). Se Figur 1.</w:t>
+        <w:t>I och inom 23 meter från avverkningsanmälan finns fynd av 10 naturvårdsarter, varav 8 är rödlistade, 2 är fridlysta, 7 är typiska (T) och 2 är signalarter (S): garnlav (VU, T), gräddporing (VU, T), blanksvart spiklav (NT), kolflarnlav (NT, T), skarp dropptaggsvamp (NT), talltagel (NT, T), talltita (NT, §4), tretåig hackspett (NT, T, §4), norrlandslav (S, T) och vedticka (S, T). Se Figur 1.</w:t>
       </w:r>
     </w:p>
     <w:p>
@@ -252,10 +252,39 @@
         <w:rPr>
           <w:b/>
         </w:rPr>
-        <w:t>Kolflarnlav (NT)</w:t>
-      </w:r>
-      <w:r>
-        <w:t xml:space="preserve"> är brandberoende och växer nästan uteslutande på kolad hård kärnved av tall. Etableringen verkar ske först 100–300 år efter brand och nytt substrat nybildas i mycket begränsad omfattning. Avverkning av tallskog av naturskogskaraktär med spår av återkommande bränder är ett hot och mängden lämplig ved att växa på för arten minskar dels på grund av naturlig nedbrytning men framförallt på grund av att det förstörs i samband med slutavverkningar, gallringar och markberedning. Såväl kolflarnlav som mörk kolflarnlav har glänsande bålfjäll och förekommer främst i tall- och blandbarrskogar av naturskogskaraktär med spår av återkommande bränder. Skogar som dessa hyser höga biologiska värden och bör skyddas. Kolflarnlav är typisk art för </w:t>
+        <w:t>Garnlav (VU)</w:t>
+      </w:r>
+      <w:r>
+        <w:t xml:space="preserve"> är en utpräglad barrskogsart som ibland kan drapera träden i norrländska grannaturskogar med hög luftfuktighet. Den förekommer även i talldominerade bestånd där den, förutom i trädens grenverk, påträffas hängande över ojämnheter i tallbarken. Arten har minskat starkt i södra och mellersta Sverige och den minskar även i sitt nordliga utbredningsområde. Minskningstakten uppgår till 30 (20–50) % inom 50 år och överstiger gränsvärdet för Sårbar (VU). Orsaken till tillbakagången beror främst på slutavverkningar av naturskogsartade skogar. Bestånd med riklig förekomst bör regelmässigt sparas, vilket även gynnar flera andra sällsynta och rödlistade arter. Garnlav är värdväxt för den mycket sällsynta och akut hotade fjärilen barrskogslavfly (CR) som hör hemma i boreala barrskogar med riklig förekomst av värdväxten. Tidigare kunde arten konstateras årligen på flera platser vid Dala-Floda i Dalarna innan lokalerna kalavverkades. Senaste fyndet i landet av barrskogslavfly är från år 2000 då den påträffades vid Högberget i Sollefteå kommun. Garnlav är typisk art för </w:t>
+      </w:r>
+      <w:r>
+        <w:rPr>
+          <w:i/>
+        </w:rPr>
+        <w:t xml:space="preserve">9010 Taiga </w:t>
+      </w:r>
+      <w:r>
+        <w:t>och</w:t>
+      </w:r>
+      <w:r>
+        <w:rPr>
+          <w:i/>
+        </w:rPr>
+        <w:t xml:space="preserve"> 9070 Trädklädd betesmark</w:t>
+      </w:r>
+      <w:r>
+        <w:t xml:space="preserve"> (SLU Artdatabanken, 2026).</w:t>
+      </w:r>
+    </w:p>
+    <w:p>
+      <w:r>
+        <w:rPr>
+          <w:b/>
+        </w:rPr>
+        <w:t>Gräddporing (VU)</w:t>
+      </w:r>
+      <w:r>
+        <w:t xml:space="preserve"> växer nästan enbart i urskogsartad barrskog på gamla, kraftigt murkna, grova och mossbelupna tallågor i något fuktiga och skuggiga lägen. Arten är placerad högst upp i Skogsstyrelsens värdepyramid för bedömning av skog med höga naturvärden och indikerar gamla och relativt orörda tallnaturskogar med höga naturvärden där det under låg tid kontinuerligt funnits inslag av grova tallågor. För att på sikt hejda artens vikande trend behöver merparten av gräddporingens nu kända växtplatser undantas från skogsbruk. Gräddporing är typisk art för </w:t>
       </w:r>
       <w:r>
         <w:rPr>
@@ -264,7 +293,80 @@
         <w:t>9010 Taiga</w:t>
       </w:r>
       <w:r>
+        <w:t xml:space="preserve"> (SLU Artdatabanken, 2024; Nitare &amp; Skogsstyrelsen, 2019).</w:t>
+      </w:r>
+    </w:p>
+    <w:p>
+      <w:r>
+        <w:rPr>
+          <w:b/>
+        </w:rPr>
+        <w:t>Blanksvart spiklav (NT)</w:t>
+      </w:r>
+      <w:r>
+        <w:t xml:space="preserve"> förekommer på torr, hård, gammal kärnved men även på äldre ytved av tall i naturskogsartade bestånd med begränsad brandpåverkan och ostörd hydrologi. Skogsbruksåtgärder på eller i närheten av lokaler med blanksvart spiklav utgör ett hot. Naturskogsartade öppna tall- och barrblandskogar med blanksvart spiklav indikerar höga biologiska värden och bör bevaras (SLU Artdatabanken, 2024).</w:t>
+      </w:r>
+    </w:p>
+    <w:p>
+      <w:r>
+        <w:rPr>
+          <w:b/>
+        </w:rPr>
+        <w:t>Kolflarnlav (NT)</w:t>
+      </w:r>
+      <w:r>
+        <w:t xml:space="preserve"> är brandberoende och växer nästan uteslutande på kolad hård kärnved av tall. Etableringen verkar ske först 100–300 år efter brand och nytt substrat nybildas i mycket begränsad omfattning. Avverkning av tallskog av naturskogskaraktär med spår av återkommande bränder är ett hot och mängden lämplig ved att växa på för arten minskar dels på grund av naturlig nedbrytning men framförallt på grund av att det förstörs i samband med slutavverkningar, gallringar och markberedning. Såväl kolflarnlav som mörk kolflarnlav har glänsande bålfjäll och förekommer främst i tall- och blandbarrskogar av naturskogskaraktär med spår av återkommande bränder. Skogar som dessa hyser höga biologiska värden och bör skyddas. Kolflarnlav är typisk art för </w:t>
+      </w:r>
+      <w:r>
+        <w:rPr>
+          <w:i/>
+        </w:rPr>
+        <w:t>9010 Taiga</w:t>
+      </w:r>
+      <w:r>
         <w:t xml:space="preserve"> (SLU Artdatabanken, 2024).</w:t>
+      </w:r>
+    </w:p>
+    <w:p>
+      <w:r>
+        <w:rPr>
+          <w:b/>
+        </w:rPr>
+        <w:t xml:space="preserve">Skarp dropptaggsvamp (NT) </w:t>
+      </w:r>
+      <w:r>
+        <w:t>bildar mykorrhiza med både gran och tall, främst i barrskogar med trädkontinuitet. Arten uppträder dels i näringsrik kalkbarrskog och dels i sur lavtallskog. Kalkbarrskogarna är ofta grandominerade, olikåldriga och skiktade på frisk mark med ett örtrikt vegetationsskikt. Lavtallskogarna är i regel magra, torra, ljusöppna och ofta brandpräglade. Den totala populationen i landet har minskat och bedöms fortsätta minska till följd av avverkning av äldre barrskogar. Arten har begränsad förmåga att återetablera sig efter slutavverkning eller andra storskaliga skogsbruksåtgärder. Det saknas indikationer på att arten långsiktigt kan etablera eller reproducera sig i skogsbestånd som brukas med metoder som trakthyggesbruk, markberedning, gödsling eller föryngring med förädlat plantmaterial. Minskningstakten för den svenska populationen bedöms vara nära gränsvärdet för Sårbar (VU) (SLU Artdatabanken, 2026).</w:t>
+      </w:r>
+    </w:p>
+    <w:p>
+      <w:r>
+        <w:rPr>
+          <w:b/>
+        </w:rPr>
+        <w:t>Talltagel (NT)</w:t>
+      </w:r>
+      <w:r>
+        <w:t xml:space="preserve"> är en boreal art som förekommer på tall i äldre, öppna tallskogar. Den påverkas negativt av brist på kontinuitetsskog och minskningstakten bedöms vara nära gränsvärdet för Sårbar (VU). Talltagel är typisk art för </w:t>
+      </w:r>
+      <w:r>
+        <w:rPr>
+          <w:i/>
+        </w:rPr>
+        <w:t>9010 Taiga</w:t>
+      </w:r>
+      <w:r>
+        <w:t xml:space="preserve"> (SLU Artdatabanken, 2026).</w:t>
+      </w:r>
+    </w:p>
+    <w:p>
+      <w:r>
+        <w:rPr>
+          <w:b/>
+        </w:rPr>
+        <w:t>Talltita (NT, §4)</w:t>
+      </w:r>
+      <w:r>
+        <w:t>, rödlistad som nära hotad och prioriterad art i Skogsvårdslagen, har häckningsrevir i anmälan. Arten har minskat kraftigt de senaste 30 åren och minskningstakten innevarande 10-årsperiod beräknas till 20 (10–30) %. Talltitan är synnerligen trogen sitt cirka 15 hektar stora revir och är beroende av flerskiktade olikåldriga skogar för att kunna föda upp sina ungar. Talltitan försvinner om dess livsmiljö kalavverkas (Eggers &amp; Low, 2014; Ekman, 1979; Griesser et al, 2007; Klein, 2020; Siffczyk et al, 2003; SLU Artdatabanken, 2021).</w:t>
       </w:r>
     </w:p>
     <w:p>
@@ -294,6 +396,55 @@
       </w:r>
       <w:r>
         <w:t xml:space="preserve"> (Skogsstyrelsen, 2016; SLU Artdatabanken, 2024).</w:t>
+      </w:r>
+    </w:p>
+    <w:p>
+      <w:r>
+        <w:rPr>
+          <w:b/>
+        </w:rPr>
+        <w:t xml:space="preserve">Norrlandslav </w:t>
+      </w:r>
+      <w:r>
+        <w:t xml:space="preserve">indikerar söder om den naturliga norrlandsgränsen barrskogsbeklädda bergbranter eller andra ostörda skogsmiljöer med höga naturvärden. Norrlandslav är typisk art för </w:t>
+      </w:r>
+      <w:r>
+        <w:rPr>
+          <w:i/>
+        </w:rPr>
+        <w:t xml:space="preserve">9010 Taiga, 8110 Silikatrasmarker </w:t>
+      </w:r>
+      <w:r>
+        <w:t>och</w:t>
+      </w:r>
+      <w:r>
+        <w:rPr>
+          <w:i/>
+        </w:rPr>
+        <w:t xml:space="preserve"> 8120 Kalkrasmarker </w:t>
+      </w:r>
+      <w:r>
+        <w:t>(Nitare &amp; Skogsstyrelsen, 2000; SLU Artdatabanken, 2025).</w:t>
+      </w:r>
+    </w:p>
+    <w:p>
+      <w:r>
+        <w:rPr>
+          <w:b/>
+        </w:rPr>
+        <w:t xml:space="preserve">Vedticka </w:t>
+      </w:r>
+      <w:r>
+        <w:t xml:space="preserve">är en bra signalart söder om den naturliga norrlandsgränsen. Den är huvudsakligen knuten till äldre barrskogar där det föreligger långvarig kontinuitet av död barrved. Vedticka är typisk art för </w:t>
+      </w:r>
+      <w:r>
+        <w:rPr>
+          <w:i/>
+        </w:rPr>
+        <w:t xml:space="preserve">9010 Taiga </w:t>
+      </w:r>
+      <w:r>
+        <w:t>(Nitare &amp; Skogsstyrelsen, 2019; SLU Artdatabanken, 2025).</w:t>
       </w:r>
     </w:p>
     <w:p>
@@ -402,7 +553,7 @@
         <w:rPr>
           <w:i/>
         </w:rPr>
-        <w:t>I det avverkningsanmälda skogsområdet har 2 naturvårdsarter varav 2 rödlistade arter sina livsmiljöer och växtplatser.</w:t>
+        <w:t>I det avverkningsanmälda skogsområdet har 10 naturvårdsarter varav 8 rödlistade arter sina livsmiljöer och växtplatser.</w:t>
       </w:r>
     </w:p>
     <w:p>
@@ -600,6 +751,126 @@
       </w:pPr>
       <w:r>
         <w:t>BILAGA 1 – Fridlysta arter</w:t>
+      </w:r>
+    </w:p>
+    <w:p>
+      <w:pPr>
+        <w:pStyle w:val="Heading1"/>
+      </w:pPr>
+      <w:r>
+        <w:t>Talltita – ekologi samt krav på livsmiljön</w:t>
+      </w:r>
+    </w:p>
+    <w:p>
+      <w:r>
+        <w:t>Talltita är rödlistad som NT, fridlyst och prioriterad art i Skogsvårdslagen. Den omfattas av EU:s fågeldirektiv. Arten har minskat kraftigt de senaste 30 åren och minskningstakten innevarande 10-årsperiod beräknas till 20 (10–30) % (SLU Artdatabanken, 2022).</w:t>
+      </w:r>
+    </w:p>
+    <w:p>
+      <w:r>
+        <w:t>Talltita föredrar större sammanhängande barrskogar, och finns såväl i tallskog som granskog och i lövblandad barrskog. Skogens struktur är viktig och ska helst vara flerskiktad med riklig underväxt av mindre granar, björk och andra lövträd och buskar. Tillgång på murknande högstubbar är särskilt viktig, eftersom talltitan helst själv hackar ut sitt bohål (SLU Artdatabanken, 2022).</w:t>
+      </w:r>
+    </w:p>
+    <w:p>
+      <w:r>
+        <w:t>Det finns flera studier som visar att talltita är känslig för gallring och inte överlever när dess livsmiljö kalavverkas (Eggers and Low, 2014; Griesser et al., 2007; Klein, 2020). Talltitans revir är förhållandevis stora, 10–20 hektar och arten missgynnas när skogen fragmenteras. Kalavverkning av större delar av reviret innebär att det överges (Artdatabanken, 2021).</w:t>
+      </w:r>
+    </w:p>
+    <w:p>
+      <w:r>
+        <w:t>Talltitan är synnerligen trogen sitt revir så länge paret lever och biotopen förblir intakt. Paret stannar i sitt revir året om. En förlust av ett revir har därför en stor inverkan på den lokala populationen och trakthyggesbruket anses vara orsak till den svenska populationens kraftiga minskning. Talltiteparets revirtrohet innebär att närhelst under året man observerar en adult talltita så ingår denna plats i reviret (Siffczyk et al., 2003; Ekman, 1979).</w:t>
+      </w:r>
+    </w:p>
+    <w:p>
+      <w:pPr>
+        <w:pStyle w:val="Heading2"/>
+      </w:pPr>
+      <w:r>
+        <w:t>Referenser – talltita</w:t>
+      </w:r>
+    </w:p>
+    <w:p>
+      <w:r>
+        <w:t xml:space="preserve">Eggers, S., Low, M., 2014. </w:t>
+      </w:r>
+      <w:r>
+        <w:rPr>
+          <w:i/>
+        </w:rPr>
+        <w:t xml:space="preserve">Differential demographic responses of sympatric Parids to vegetation management in boreal forest. </w:t>
+      </w:r>
+      <w:r>
+        <w:t>For. Ecol. Manage. 319, 169–175.</w:t>
+      </w:r>
+    </w:p>
+    <w:p>
+      <w:r>
+        <w:t xml:space="preserve">Ekman, J., 1979. </w:t>
+      </w:r>
+      <w:r>
+        <w:rPr>
+          <w:i/>
+        </w:rPr>
+        <w:t xml:space="preserve">Coherence, composition and territories of winter social groups of the Willow Tit Parus montanus and the Crested Tit P. cristatus. </w:t>
+      </w:r>
+      <w:r>
+        <w:t>Ornis Scandinavica, 10, pp 56–68</w:t>
+      </w:r>
+    </w:p>
+    <w:p>
+      <w:r>
+        <w:t xml:space="preserve">Griesser, M., Nystrand, M., Eggers, S., Ekman, J., 2007. </w:t>
+      </w:r>
+      <w:r>
+        <w:rPr>
+          <w:i/>
+        </w:rPr>
+        <w:t xml:space="preserve">Impact of forestry practices on fitness correlates and population productivity in an open-nesting bird species. </w:t>
+      </w:r>
+      <w:r>
+        <w:t>Conserv. Biol. 21, 767–774. https://doi.org/10.1111/j.1523- 1739.2007.00675.x</w:t>
+      </w:r>
+    </w:p>
+    <w:p>
+      <w:r>
+        <w:t xml:space="preserve">Klein, J., 2020. </w:t>
+      </w:r>
+      <w:r>
+        <w:rPr>
+          <w:i/>
+        </w:rPr>
+        <w:t xml:space="preserve">The forgotten forest – On thinning, retention, and biodiversity in the boreal forest. </w:t>
+      </w:r>
+      <w:r>
+        <w:t>Doctoral Thesis No. 2020:50</w:t>
+      </w:r>
+    </w:p>
+    <w:p>
+      <w:r>
+        <w:t xml:space="preserve">Siffczyk, C., Brotons, L., Kangas, K., Orell, M., 2003. </w:t>
+      </w:r>
+      <w:r>
+        <w:rPr>
+          <w:i/>
+        </w:rPr>
+        <w:t xml:space="preserve">Home range size of willow tits. </w:t>
+      </w:r>
+      <w:r>
+        <w:t>Oecologica, 136, 635–642 (2003)</w:t>
+      </w:r>
+    </w:p>
+    <w:p>
+      <w:r>
+        <w:t xml:space="preserve">SLU Artdatabanken, 2021. </w:t>
+      </w:r>
+      <w:r>
+        <w:rPr>
+          <w:i/>
+        </w:rPr>
+        <w:t xml:space="preserve">Artfaktablad. Naturvård – artfakta. </w:t>
+      </w:r>
+      <w:r>
+        <w:t>SLU Artdatabanken, Uppsala</w:t>
       </w:r>
     </w:p>
     <w:p>
@@ -931,7 +1202,7 @@
     <w:r>
       <w:tab/>
       <w:tab/>
-      <w:t>2026-09-25</w:t>
+      <w:t>2026-09-26</w:t>
       <w:br/>
       <w:br/>
     </w:r>

--- a/klagomål/A 21370-2025 FSC-klagomål.docx
+++ b/klagomål/A 21370-2025 FSC-klagomål.docx
@@ -1202,7 +1202,7 @@
     <w:r>
       <w:tab/>
       <w:tab/>
-      <w:t>2026-09-26</w:t>
+      <w:t>2026-09-27</w:t>
       <w:br/>
       <w:br/>
     </w:r>

--- a/klagomål/A 21370-2025 FSC-klagomål.docx
+++ b/klagomål/A 21370-2025 FSC-klagomål.docx
@@ -1202,7 +1202,7 @@
     <w:r>
       <w:tab/>
       <w:tab/>
-      <w:t>2026-09-27</w:t>
+      <w:t>2026-09-28</w:t>
       <w:br/>
       <w:br/>
     </w:r>

--- a/klagomål/A 21370-2025 FSC-klagomål.docx
+++ b/klagomål/A 21370-2025 FSC-klagomål.docx
@@ -1202,7 +1202,7 @@
     <w:r>
       <w:tab/>
       <w:tab/>
-      <w:t>2026-09-28</w:t>
+      <w:t>2026-09-29</w:t>
       <w:br/>
       <w:br/>
     </w:r>

--- a/klagomål/A 21370-2025 FSC-klagomål.docx
+++ b/klagomål/A 21370-2025 FSC-klagomål.docx
@@ -178,7 +178,7 @@
       <w:r>
         <w:drawing>
           <wp:inline xmlns:a="http://schemas.openxmlformats.org/drawingml/2006/main" xmlns:pic="http://schemas.openxmlformats.org/drawingml/2006/picture">
-            <wp:extent cx="5486400" cy="5703216"/>
+            <wp:extent cx="5486400" cy="5584439"/>
             <wp:docPr id="1" name="Picture 1"/>
             <wp:cNvGraphicFramePr>
               <a:graphicFrameLocks noChangeAspect="1"/>
@@ -199,7 +199,7 @@
                   <pic:spPr>
                     <a:xfrm>
                       <a:off x="0" y="0"/>
-                      <a:ext cx="5486400" cy="5703216"/>
+                      <a:ext cx="5486400" cy="5584439"/>
                     </a:xfrm>
                     <a:prstGeom prst="rect"/>
                   </pic:spPr>
@@ -221,7 +221,7 @@
     </w:p>
     <w:p>
       <w:r>
-        <w:t>I och inom 23 meter från avverkningsanmälan finns fynd av 10 naturvårdsarter, varav 8 är rödlistade, 2 är fridlysta, 7 är typiska (T) och 2 är signalarter (S): garnlav (VU, T), gräddporing (VU, T), blanksvart spiklav (NT), kolflarnlav (NT, T), skarp dropptaggsvamp (NT), talltagel (NT, T), talltita (NT, §4), tretåig hackspett (NT, T, §4), norrlandslav (S, T) och vedticka (S, T). Se Figur 1.</w:t>
+        <w:t>I och inom 23 meter från avverkningsanmälan finns fynd av 2 naturvårdsarter, varav 2 är rödlistade, 1 är fridlyst och 2 är typiska (T): kolflarnlav (NT, T) och tretåig hackspett (NT, T, §4). Se Figur 1.</w:t>
       </w:r>
     </w:p>
     <w:p>
@@ -252,66 +252,6 @@
         <w:rPr>
           <w:b/>
         </w:rPr>
-        <w:t>Garnlav (VU)</w:t>
-      </w:r>
-      <w:r>
-        <w:t xml:space="preserve"> är en utpräglad barrskogsart som ibland kan drapera träden i norrländska grannaturskogar med hög luftfuktighet. Den förekommer även i talldominerade bestånd där den, förutom i trädens grenverk, påträffas hängande över ojämnheter i tallbarken. Arten har minskat starkt i södra och mellersta Sverige och den minskar även i sitt nordliga utbredningsområde. Minskningstakten uppgår till 30 (20–50) % inom 50 år och överstiger gränsvärdet för Sårbar (VU). Orsaken till tillbakagången beror främst på slutavverkningar av naturskogsartade skogar. Bestånd med riklig förekomst bör regelmässigt sparas, vilket även gynnar flera andra sällsynta och rödlistade arter. Garnlav är värdväxt för den mycket sällsynta och akut hotade fjärilen barrskogslavfly (CR) som hör hemma i boreala barrskogar med riklig förekomst av värdväxten. Tidigare kunde arten konstateras årligen på flera platser vid Dala-Floda i Dalarna innan lokalerna kalavverkades. Senaste fyndet i landet av barrskogslavfly är från år 2000 då den påträffades vid Högberget i Sollefteå kommun. Garnlav är typisk art för </w:t>
-      </w:r>
-      <w:r>
-        <w:rPr>
-          <w:i/>
-        </w:rPr>
-        <w:t xml:space="preserve">9010 Taiga </w:t>
-      </w:r>
-      <w:r>
-        <w:t>och</w:t>
-      </w:r>
-      <w:r>
-        <w:rPr>
-          <w:i/>
-        </w:rPr>
-        <w:t xml:space="preserve"> 9070 Trädklädd betesmark</w:t>
-      </w:r>
-      <w:r>
-        <w:t xml:space="preserve"> (SLU Artdatabanken, 2026).</w:t>
-      </w:r>
-    </w:p>
-    <w:p>
-      <w:r>
-        <w:rPr>
-          <w:b/>
-        </w:rPr>
-        <w:t>Gräddporing (VU)</w:t>
-      </w:r>
-      <w:r>
-        <w:t xml:space="preserve"> växer nästan enbart i urskogsartad barrskog på gamla, kraftigt murkna, grova och mossbelupna tallågor i något fuktiga och skuggiga lägen. Arten är placerad högst upp i Skogsstyrelsens värdepyramid för bedömning av skog med höga naturvärden och indikerar gamla och relativt orörda tallnaturskogar med höga naturvärden där det under låg tid kontinuerligt funnits inslag av grova tallågor. För att på sikt hejda artens vikande trend behöver merparten av gräddporingens nu kända växtplatser undantas från skogsbruk. Gräddporing är typisk art för </w:t>
-      </w:r>
-      <w:r>
-        <w:rPr>
-          <w:i/>
-        </w:rPr>
-        <w:t>9010 Taiga</w:t>
-      </w:r>
-      <w:r>
-        <w:t xml:space="preserve"> (SLU Artdatabanken, 2024; Nitare &amp; Skogsstyrelsen, 2019).</w:t>
-      </w:r>
-    </w:p>
-    <w:p>
-      <w:r>
-        <w:rPr>
-          <w:b/>
-        </w:rPr>
-        <w:t>Blanksvart spiklav (NT)</w:t>
-      </w:r>
-      <w:r>
-        <w:t xml:space="preserve"> förekommer på torr, hård, gammal kärnved men även på äldre ytved av tall i naturskogsartade bestånd med begränsad brandpåverkan och ostörd hydrologi. Skogsbruksåtgärder på eller i närheten av lokaler med blanksvart spiklav utgör ett hot. Naturskogsartade öppna tall- och barrblandskogar med blanksvart spiklav indikerar höga biologiska värden och bör bevaras (SLU Artdatabanken, 2024).</w:t>
-      </w:r>
-    </w:p>
-    <w:p>
-      <w:r>
-        <w:rPr>
-          <w:b/>
-        </w:rPr>
         <w:t>Kolflarnlav (NT)</w:t>
       </w:r>
       <w:r>
@@ -325,48 +265,6 @@
       </w:r>
       <w:r>
         <w:t xml:space="preserve"> (SLU Artdatabanken, 2024).</w:t>
-      </w:r>
-    </w:p>
-    <w:p>
-      <w:r>
-        <w:rPr>
-          <w:b/>
-        </w:rPr>
-        <w:t xml:space="preserve">Skarp dropptaggsvamp (NT) </w:t>
-      </w:r>
-      <w:r>
-        <w:t>bildar mykorrhiza med både gran och tall, främst i barrskogar med trädkontinuitet. Arten uppträder dels i näringsrik kalkbarrskog och dels i sur lavtallskog. Kalkbarrskogarna är ofta grandominerade, olikåldriga och skiktade på frisk mark med ett örtrikt vegetationsskikt. Lavtallskogarna är i regel magra, torra, ljusöppna och ofta brandpräglade. Den totala populationen i landet har minskat och bedöms fortsätta minska till följd av avverkning av äldre barrskogar. Arten har begränsad förmåga att återetablera sig efter slutavverkning eller andra storskaliga skogsbruksåtgärder. Det saknas indikationer på att arten långsiktigt kan etablera eller reproducera sig i skogsbestånd som brukas med metoder som trakthyggesbruk, markberedning, gödsling eller föryngring med förädlat plantmaterial. Minskningstakten för den svenska populationen bedöms vara nära gränsvärdet för Sårbar (VU) (SLU Artdatabanken, 2026).</w:t>
-      </w:r>
-    </w:p>
-    <w:p>
-      <w:r>
-        <w:rPr>
-          <w:b/>
-        </w:rPr>
-        <w:t>Talltagel (NT)</w:t>
-      </w:r>
-      <w:r>
-        <w:t xml:space="preserve"> är en boreal art som förekommer på tall i äldre, öppna tallskogar. Den påverkas negativt av brist på kontinuitetsskog och minskningstakten bedöms vara nära gränsvärdet för Sårbar (VU). Talltagel är typisk art för </w:t>
-      </w:r>
-      <w:r>
-        <w:rPr>
-          <w:i/>
-        </w:rPr>
-        <w:t>9010 Taiga</w:t>
-      </w:r>
-      <w:r>
-        <w:t xml:space="preserve"> (SLU Artdatabanken, 2026).</w:t>
-      </w:r>
-    </w:p>
-    <w:p>
-      <w:r>
-        <w:rPr>
-          <w:b/>
-        </w:rPr>
-        <w:t>Talltita (NT, §4)</w:t>
-      </w:r>
-      <w:r>
-        <w:t>, rödlistad som nära hotad och prioriterad art i Skogsvårdslagen, har häckningsrevir i anmälan. Arten har minskat kraftigt de senaste 30 åren och minskningstakten innevarande 10-årsperiod beräknas till 20 (10–30) %. Talltitan är synnerligen trogen sitt cirka 15 hektar stora revir och är beroende av flerskiktade olikåldriga skogar för att kunna föda upp sina ungar. Talltitan försvinner om dess livsmiljö kalavverkas (Eggers &amp; Low, 2014; Ekman, 1979; Griesser et al, 2007; Klein, 2020; Siffczyk et al, 2003; SLU Artdatabanken, 2021).</w:t>
       </w:r>
     </w:p>
     <w:p>
@@ -396,55 +294,6 @@
       </w:r>
       <w:r>
         <w:t xml:space="preserve"> (Skogsstyrelsen, 2016; SLU Artdatabanken, 2024).</w:t>
-      </w:r>
-    </w:p>
-    <w:p>
-      <w:r>
-        <w:rPr>
-          <w:b/>
-        </w:rPr>
-        <w:t xml:space="preserve">Norrlandslav </w:t>
-      </w:r>
-      <w:r>
-        <w:t xml:space="preserve">indikerar söder om den naturliga norrlandsgränsen barrskogsbeklädda bergbranter eller andra ostörda skogsmiljöer med höga naturvärden. Norrlandslav är typisk art för </w:t>
-      </w:r>
-      <w:r>
-        <w:rPr>
-          <w:i/>
-        </w:rPr>
-        <w:t xml:space="preserve">9010 Taiga, 8110 Silikatrasmarker </w:t>
-      </w:r>
-      <w:r>
-        <w:t>och</w:t>
-      </w:r>
-      <w:r>
-        <w:rPr>
-          <w:i/>
-        </w:rPr>
-        <w:t xml:space="preserve"> 8120 Kalkrasmarker </w:t>
-      </w:r>
-      <w:r>
-        <w:t>(Nitare &amp; Skogsstyrelsen, 2000; SLU Artdatabanken, 2025).</w:t>
-      </w:r>
-    </w:p>
-    <w:p>
-      <w:r>
-        <w:rPr>
-          <w:b/>
-        </w:rPr>
-        <w:t xml:space="preserve">Vedticka </w:t>
-      </w:r>
-      <w:r>
-        <w:t xml:space="preserve">är en bra signalart söder om den naturliga norrlandsgränsen. Den är huvudsakligen knuten till äldre barrskogar där det föreligger långvarig kontinuitet av död barrved. Vedticka är typisk art för </w:t>
-      </w:r>
-      <w:r>
-        <w:rPr>
-          <w:i/>
-        </w:rPr>
-        <w:t xml:space="preserve">9010 Taiga </w:t>
-      </w:r>
-      <w:r>
-        <w:t>(Nitare &amp; Skogsstyrelsen, 2019; SLU Artdatabanken, 2025).</w:t>
       </w:r>
     </w:p>
     <w:p>
@@ -553,7 +402,7 @@
         <w:rPr>
           <w:i/>
         </w:rPr>
-        <w:t>I det avverkningsanmälda skogsområdet har 10 naturvårdsarter varav 8 rödlistade arter sina livsmiljöer och växtplatser.</w:t>
+        <w:t>I det avverkningsanmälda skogsområdet har 2 naturvårdsarter varav 2 rödlistade arter sina livsmiljöer och växtplatser.</w:t>
       </w:r>
     </w:p>
     <w:p>
@@ -751,126 +600,6 @@
       </w:pPr>
       <w:r>
         <w:t>BILAGA 1 – Fridlysta arter</w:t>
-      </w:r>
-    </w:p>
-    <w:p>
-      <w:pPr>
-        <w:pStyle w:val="Heading1"/>
-      </w:pPr>
-      <w:r>
-        <w:t>Talltita – ekologi samt krav på livsmiljön</w:t>
-      </w:r>
-    </w:p>
-    <w:p>
-      <w:r>
-        <w:t>Talltita är rödlistad som NT, fridlyst och prioriterad art i Skogsvårdslagen. Den omfattas av EU:s fågeldirektiv. Arten har minskat kraftigt de senaste 30 åren och minskningstakten innevarande 10-årsperiod beräknas till 20 (10–30) % (SLU Artdatabanken, 2022).</w:t>
-      </w:r>
-    </w:p>
-    <w:p>
-      <w:r>
-        <w:t>Talltita föredrar större sammanhängande barrskogar, och finns såväl i tallskog som granskog och i lövblandad barrskog. Skogens struktur är viktig och ska helst vara flerskiktad med riklig underväxt av mindre granar, björk och andra lövträd och buskar. Tillgång på murknande högstubbar är särskilt viktig, eftersom talltitan helst själv hackar ut sitt bohål (SLU Artdatabanken, 2022).</w:t>
-      </w:r>
-    </w:p>
-    <w:p>
-      <w:r>
-        <w:t>Det finns flera studier som visar att talltita är känslig för gallring och inte överlever när dess livsmiljö kalavverkas (Eggers and Low, 2014; Griesser et al., 2007; Klein, 2020). Talltitans revir är förhållandevis stora, 10–20 hektar och arten missgynnas när skogen fragmenteras. Kalavverkning av större delar av reviret innebär att det överges (Artdatabanken, 2021).</w:t>
-      </w:r>
-    </w:p>
-    <w:p>
-      <w:r>
-        <w:t>Talltitan är synnerligen trogen sitt revir så länge paret lever och biotopen förblir intakt. Paret stannar i sitt revir året om. En förlust av ett revir har därför en stor inverkan på den lokala populationen och trakthyggesbruket anses vara orsak till den svenska populationens kraftiga minskning. Talltiteparets revirtrohet innebär att närhelst under året man observerar en adult talltita så ingår denna plats i reviret (Siffczyk et al., 2003; Ekman, 1979).</w:t>
-      </w:r>
-    </w:p>
-    <w:p>
-      <w:pPr>
-        <w:pStyle w:val="Heading2"/>
-      </w:pPr>
-      <w:r>
-        <w:t>Referenser – talltita</w:t>
-      </w:r>
-    </w:p>
-    <w:p>
-      <w:r>
-        <w:t xml:space="preserve">Eggers, S., Low, M., 2014. </w:t>
-      </w:r>
-      <w:r>
-        <w:rPr>
-          <w:i/>
-        </w:rPr>
-        <w:t xml:space="preserve">Differential demographic responses of sympatric Parids to vegetation management in boreal forest. </w:t>
-      </w:r>
-      <w:r>
-        <w:t>For. Ecol. Manage. 319, 169–175.</w:t>
-      </w:r>
-    </w:p>
-    <w:p>
-      <w:r>
-        <w:t xml:space="preserve">Ekman, J., 1979. </w:t>
-      </w:r>
-      <w:r>
-        <w:rPr>
-          <w:i/>
-        </w:rPr>
-        <w:t xml:space="preserve">Coherence, composition and territories of winter social groups of the Willow Tit Parus montanus and the Crested Tit P. cristatus. </w:t>
-      </w:r>
-      <w:r>
-        <w:t>Ornis Scandinavica, 10, pp 56–68</w:t>
-      </w:r>
-    </w:p>
-    <w:p>
-      <w:r>
-        <w:t xml:space="preserve">Griesser, M., Nystrand, M., Eggers, S., Ekman, J., 2007. </w:t>
-      </w:r>
-      <w:r>
-        <w:rPr>
-          <w:i/>
-        </w:rPr>
-        <w:t xml:space="preserve">Impact of forestry practices on fitness correlates and population productivity in an open-nesting bird species. </w:t>
-      </w:r>
-      <w:r>
-        <w:t>Conserv. Biol. 21, 767–774. https://doi.org/10.1111/j.1523- 1739.2007.00675.x</w:t>
-      </w:r>
-    </w:p>
-    <w:p>
-      <w:r>
-        <w:t xml:space="preserve">Klein, J., 2020. </w:t>
-      </w:r>
-      <w:r>
-        <w:rPr>
-          <w:i/>
-        </w:rPr>
-        <w:t xml:space="preserve">The forgotten forest – On thinning, retention, and biodiversity in the boreal forest. </w:t>
-      </w:r>
-      <w:r>
-        <w:t>Doctoral Thesis No. 2020:50</w:t>
-      </w:r>
-    </w:p>
-    <w:p>
-      <w:r>
-        <w:t xml:space="preserve">Siffczyk, C., Brotons, L., Kangas, K., Orell, M., 2003. </w:t>
-      </w:r>
-      <w:r>
-        <w:rPr>
-          <w:i/>
-        </w:rPr>
-        <w:t xml:space="preserve">Home range size of willow tits. </w:t>
-      </w:r>
-      <w:r>
-        <w:t>Oecologica, 136, 635–642 (2003)</w:t>
-      </w:r>
-    </w:p>
-    <w:p>
-      <w:r>
-        <w:t xml:space="preserve">SLU Artdatabanken, 2021. </w:t>
-      </w:r>
-      <w:r>
-        <w:rPr>
-          <w:i/>
-        </w:rPr>
-        <w:t xml:space="preserve">Artfaktablad. Naturvård – artfakta. </w:t>
-      </w:r>
-      <w:r>
-        <w:t>SLU Artdatabanken, Uppsala</w:t>
       </w:r>
     </w:p>
     <w:p>
@@ -1202,7 +931,7 @@
     <w:r>
       <w:tab/>
       <w:tab/>
-      <w:t>2026-09-29</w:t>
+      <w:t>2026-09-30</w:t>
       <w:br/>
       <w:br/>
     </w:r>

--- a/klagomål/A 21370-2025 FSC-klagomål.docx
+++ b/klagomål/A 21370-2025 FSC-klagomål.docx
@@ -178,7 +178,7 @@
       <w:r>
         <w:drawing>
           <wp:inline xmlns:a="http://schemas.openxmlformats.org/drawingml/2006/main" xmlns:pic="http://schemas.openxmlformats.org/drawingml/2006/picture">
-            <wp:extent cx="5486400" cy="5584439"/>
+            <wp:extent cx="5486400" cy="5703216"/>
             <wp:docPr id="1" name="Picture 1"/>
             <wp:cNvGraphicFramePr>
               <a:graphicFrameLocks noChangeAspect="1"/>
@@ -199,7 +199,7 @@
                   <pic:spPr>
                     <a:xfrm>
                       <a:off x="0" y="0"/>
-                      <a:ext cx="5486400" cy="5584439"/>
+                      <a:ext cx="5486400" cy="5703216"/>
                     </a:xfrm>
                     <a:prstGeom prst="rect"/>
                   </pic:spPr>
@@ -221,7 +221,7 @@
     </w:p>
     <w:p>
       <w:r>
-        <w:t>I och inom 23 meter från avverkningsanmälan finns fynd av 2 naturvårdsarter, varav 2 är rödlistade, 1 är fridlyst och 2 är typiska (T): kolflarnlav (NT, T) och tretåig hackspett (NT, T, §4). Se Figur 1.</w:t>
+        <w:t>I och inom 23 meter från avverkningsanmälan finns fynd av 10 naturvårdsarter, varav 8 är rödlistade, 2 är fridlysta, 7 är typiska (T) och 2 är signalarter (S): garnlav (VU, T), gräddporing (VU, T), blanksvart spiklav (NT), kolflarnlav (NT, T), skarp dropptaggsvamp (NT), talltagel (NT, T), talltita (NT, §4), tretåig hackspett (NT, T, §4), norrlandslav (S, T) och vedticka (S, T). Se Figur 1.</w:t>
       </w:r>
     </w:p>
     <w:p>
@@ -252,10 +252,39 @@
         <w:rPr>
           <w:b/>
         </w:rPr>
-        <w:t>Kolflarnlav (NT)</w:t>
-      </w:r>
-      <w:r>
-        <w:t xml:space="preserve"> är brandberoende och växer nästan uteslutande på kolad hård kärnved av tall. Etableringen verkar ske först 100–300 år efter brand och nytt substrat nybildas i mycket begränsad omfattning. Avverkning av tallskog av naturskogskaraktär med spår av återkommande bränder är ett hot och mängden lämplig ved att växa på för arten minskar dels på grund av naturlig nedbrytning men framförallt på grund av att det förstörs i samband med slutavverkningar, gallringar och markberedning. Såväl kolflarnlav som mörk kolflarnlav har glänsande bålfjäll och förekommer främst i tall- och blandbarrskogar av naturskogskaraktär med spår av återkommande bränder. Skogar som dessa hyser höga biologiska värden och bör skyddas. Kolflarnlav är typisk art för </w:t>
+        <w:t>Garnlav (VU)</w:t>
+      </w:r>
+      <w:r>
+        <w:t xml:space="preserve"> är en utpräglad barrskogsart som ibland kan drapera träden i norrländska grannaturskogar med hög luftfuktighet. Den förekommer även i talldominerade bestånd där den, förutom i trädens grenverk, påträffas hängande över ojämnheter i tallbarken. Arten har minskat starkt i södra och mellersta Sverige och den minskar även i sitt nordliga utbredningsområde. Minskningstakten uppgår till 30 (20–50) % inom 50 år och överstiger gränsvärdet för Sårbar (VU). Orsaken till tillbakagången beror främst på slutavverkningar av naturskogsartade skogar. Bestånd med riklig förekomst bör regelmässigt sparas, vilket även gynnar flera andra sällsynta och rödlistade arter. Garnlav är värdväxt för den mycket sällsynta och akut hotade fjärilen barrskogslavfly (CR) som hör hemma i boreala barrskogar med riklig förekomst av värdväxten. Tidigare kunde arten konstateras årligen på flera platser vid Dala-Floda i Dalarna innan lokalerna kalavverkades. Senaste fyndet i landet av barrskogslavfly är från år 2000 då den påträffades vid Högberget i Sollefteå kommun. Garnlav är typisk art för </w:t>
+      </w:r>
+      <w:r>
+        <w:rPr>
+          <w:i/>
+        </w:rPr>
+        <w:t xml:space="preserve">9010 Taiga </w:t>
+      </w:r>
+      <w:r>
+        <w:t>och</w:t>
+      </w:r>
+      <w:r>
+        <w:rPr>
+          <w:i/>
+        </w:rPr>
+        <w:t xml:space="preserve"> 9070 Trädklädd betesmark</w:t>
+      </w:r>
+      <w:r>
+        <w:t xml:space="preserve"> (SLU Artdatabanken, 2026).</w:t>
+      </w:r>
+    </w:p>
+    <w:p>
+      <w:r>
+        <w:rPr>
+          <w:b/>
+        </w:rPr>
+        <w:t>Gräddporing (VU)</w:t>
+      </w:r>
+      <w:r>
+        <w:t xml:space="preserve"> växer nästan enbart i urskogsartad barrskog på gamla, kraftigt murkna, grova och mossbelupna tallågor i något fuktiga och skuggiga lägen. Arten är placerad högst upp i Skogsstyrelsens värdepyramid för bedömning av skog med höga naturvärden och indikerar gamla och relativt orörda tallnaturskogar med höga naturvärden där det under låg tid kontinuerligt funnits inslag av grova tallågor. För att på sikt hejda artens vikande trend behöver merparten av gräddporingens nu kända växtplatser undantas från skogsbruk. Gräddporing är typisk art för </w:t>
       </w:r>
       <w:r>
         <w:rPr>
@@ -264,7 +293,80 @@
         <w:t>9010 Taiga</w:t>
       </w:r>
       <w:r>
+        <w:t xml:space="preserve"> (SLU Artdatabanken, 2024; Nitare &amp; Skogsstyrelsen, 2019).</w:t>
+      </w:r>
+    </w:p>
+    <w:p>
+      <w:r>
+        <w:rPr>
+          <w:b/>
+        </w:rPr>
+        <w:t>Blanksvart spiklav (NT)</w:t>
+      </w:r>
+      <w:r>
+        <w:t xml:space="preserve"> förekommer på torr, hård, gammal kärnved men även på äldre ytved av tall i naturskogsartade bestånd med begränsad brandpåverkan och ostörd hydrologi. Skogsbruksåtgärder på eller i närheten av lokaler med blanksvart spiklav utgör ett hot. Naturskogsartade öppna tall- och barrblandskogar med blanksvart spiklav indikerar höga biologiska värden och bör bevaras (SLU Artdatabanken, 2024).</w:t>
+      </w:r>
+    </w:p>
+    <w:p>
+      <w:r>
+        <w:rPr>
+          <w:b/>
+        </w:rPr>
+        <w:t>Kolflarnlav (NT)</w:t>
+      </w:r>
+      <w:r>
+        <w:t xml:space="preserve"> är brandberoende och växer nästan uteslutande på kolad hård kärnved av tall. Etableringen verkar ske först 100–300 år efter brand och nytt substrat nybildas i mycket begränsad omfattning. Avverkning av tallskog av naturskogskaraktär med spår av återkommande bränder är ett hot och mängden lämplig ved att växa på för arten minskar dels på grund av naturlig nedbrytning men framförallt på grund av att det förstörs i samband med slutavverkningar, gallringar och markberedning. Såväl kolflarnlav som mörk kolflarnlav har glänsande bålfjäll och förekommer främst i tall- och blandbarrskogar av naturskogskaraktär med spår av återkommande bränder. Skogar som dessa hyser höga biologiska värden och bör skyddas. Kolflarnlav är typisk art för </w:t>
+      </w:r>
+      <w:r>
+        <w:rPr>
+          <w:i/>
+        </w:rPr>
+        <w:t>9010 Taiga</w:t>
+      </w:r>
+      <w:r>
         <w:t xml:space="preserve"> (SLU Artdatabanken, 2024).</w:t>
+      </w:r>
+    </w:p>
+    <w:p>
+      <w:r>
+        <w:rPr>
+          <w:b/>
+        </w:rPr>
+        <w:t xml:space="preserve">Skarp dropptaggsvamp (NT) </w:t>
+      </w:r>
+      <w:r>
+        <w:t>bildar mykorrhiza med både gran och tall, främst i barrskogar med trädkontinuitet. Arten uppträder dels i näringsrik kalkbarrskog och dels i sur lavtallskog. Kalkbarrskogarna är ofta grandominerade, olikåldriga och skiktade på frisk mark med ett örtrikt vegetationsskikt. Lavtallskogarna är i regel magra, torra, ljusöppna och ofta brandpräglade. Den totala populationen i landet har minskat och bedöms fortsätta minska till följd av avverkning av äldre barrskogar. Arten har begränsad förmåga att återetablera sig efter slutavverkning eller andra storskaliga skogsbruksåtgärder. Det saknas indikationer på att arten långsiktigt kan etablera eller reproducera sig i skogsbestånd som brukas med metoder som trakthyggesbruk, markberedning, gödsling eller föryngring med förädlat plantmaterial. Minskningstakten för den svenska populationen bedöms vara nära gränsvärdet för Sårbar (VU) (SLU Artdatabanken, 2026).</w:t>
+      </w:r>
+    </w:p>
+    <w:p>
+      <w:r>
+        <w:rPr>
+          <w:b/>
+        </w:rPr>
+        <w:t>Talltagel (NT)</w:t>
+      </w:r>
+      <w:r>
+        <w:t xml:space="preserve"> är en boreal art som förekommer på tall i äldre, öppna tallskogar. Den påverkas negativt av brist på kontinuitetsskog och minskningstakten bedöms vara nära gränsvärdet för Sårbar (VU). Talltagel är typisk art för </w:t>
+      </w:r>
+      <w:r>
+        <w:rPr>
+          <w:i/>
+        </w:rPr>
+        <w:t>9010 Taiga</w:t>
+      </w:r>
+      <w:r>
+        <w:t xml:space="preserve"> (SLU Artdatabanken, 2026).</w:t>
+      </w:r>
+    </w:p>
+    <w:p>
+      <w:r>
+        <w:rPr>
+          <w:b/>
+        </w:rPr>
+        <w:t>Talltita (NT, §4)</w:t>
+      </w:r>
+      <w:r>
+        <w:t>, rödlistad som nära hotad och prioriterad art i Skogsvårdslagen, har häckningsrevir i anmälan. Arten har minskat kraftigt de senaste 30 åren och minskningstakten innevarande 10-årsperiod beräknas till 20 (10–30) %. Talltitan är synnerligen trogen sitt cirka 15 hektar stora revir och är beroende av flerskiktade olikåldriga skogar för att kunna föda upp sina ungar. Talltitan försvinner om dess livsmiljö kalavverkas (Eggers &amp; Low, 2014; Ekman, 1979; Griesser et al, 2007; Klein, 2020; Siffczyk et al, 2003; SLU Artdatabanken, 2021).</w:t>
       </w:r>
     </w:p>
     <w:p>
@@ -294,6 +396,55 @@
       </w:r>
       <w:r>
         <w:t xml:space="preserve"> (Skogsstyrelsen, 2016; SLU Artdatabanken, 2024).</w:t>
+      </w:r>
+    </w:p>
+    <w:p>
+      <w:r>
+        <w:rPr>
+          <w:b/>
+        </w:rPr>
+        <w:t xml:space="preserve">Norrlandslav </w:t>
+      </w:r>
+      <w:r>
+        <w:t xml:space="preserve">indikerar söder om den naturliga norrlandsgränsen barrskogsbeklädda bergbranter eller andra ostörda skogsmiljöer med höga naturvärden. Norrlandslav är typisk art för </w:t>
+      </w:r>
+      <w:r>
+        <w:rPr>
+          <w:i/>
+        </w:rPr>
+        <w:t xml:space="preserve">9010 Taiga, 8110 Silikatrasmarker </w:t>
+      </w:r>
+      <w:r>
+        <w:t>och</w:t>
+      </w:r>
+      <w:r>
+        <w:rPr>
+          <w:i/>
+        </w:rPr>
+        <w:t xml:space="preserve"> 8120 Kalkrasmarker </w:t>
+      </w:r>
+      <w:r>
+        <w:t>(Nitare &amp; Skogsstyrelsen, 2000; SLU Artdatabanken, 2025).</w:t>
+      </w:r>
+    </w:p>
+    <w:p>
+      <w:r>
+        <w:rPr>
+          <w:b/>
+        </w:rPr>
+        <w:t xml:space="preserve">Vedticka </w:t>
+      </w:r>
+      <w:r>
+        <w:t xml:space="preserve">är en bra signalart söder om den naturliga norrlandsgränsen. Den är huvudsakligen knuten till äldre barrskogar där det föreligger långvarig kontinuitet av död barrved. Vedticka är typisk art för </w:t>
+      </w:r>
+      <w:r>
+        <w:rPr>
+          <w:i/>
+        </w:rPr>
+        <w:t xml:space="preserve">9010 Taiga </w:t>
+      </w:r>
+      <w:r>
+        <w:t>(Nitare &amp; Skogsstyrelsen, 2019; SLU Artdatabanken, 2025).</w:t>
       </w:r>
     </w:p>
     <w:p>
@@ -402,7 +553,7 @@
         <w:rPr>
           <w:i/>
         </w:rPr>
-        <w:t>I det avverkningsanmälda skogsområdet har 2 naturvårdsarter varav 2 rödlistade arter sina livsmiljöer och växtplatser.</w:t>
+        <w:t>I det avverkningsanmälda skogsområdet har 10 naturvårdsarter varav 8 rödlistade arter sina livsmiljöer och växtplatser.</w:t>
       </w:r>
     </w:p>
     <w:p>
@@ -600,6 +751,126 @@
       </w:pPr>
       <w:r>
         <w:t>BILAGA 1 – Fridlysta arter</w:t>
+      </w:r>
+    </w:p>
+    <w:p>
+      <w:pPr>
+        <w:pStyle w:val="Heading1"/>
+      </w:pPr>
+      <w:r>
+        <w:t>Talltita – ekologi samt krav på livsmiljön</w:t>
+      </w:r>
+    </w:p>
+    <w:p>
+      <w:r>
+        <w:t>Talltita är rödlistad som NT, fridlyst och prioriterad art i Skogsvårdslagen. Den omfattas av EU:s fågeldirektiv. Arten har minskat kraftigt de senaste 30 åren och minskningstakten innevarande 10-årsperiod beräknas till 20 (10–30) % (SLU Artdatabanken, 2022).</w:t>
+      </w:r>
+    </w:p>
+    <w:p>
+      <w:r>
+        <w:t>Talltita föredrar större sammanhängande barrskogar, och finns såväl i tallskog som granskog och i lövblandad barrskog. Skogens struktur är viktig och ska helst vara flerskiktad med riklig underväxt av mindre granar, björk och andra lövträd och buskar. Tillgång på murknande högstubbar är särskilt viktig, eftersom talltitan helst själv hackar ut sitt bohål (SLU Artdatabanken, 2022).</w:t>
+      </w:r>
+    </w:p>
+    <w:p>
+      <w:r>
+        <w:t>Det finns flera studier som visar att talltita är känslig för gallring och inte överlever när dess livsmiljö kalavverkas (Eggers and Low, 2014; Griesser et al., 2007; Klein, 2020). Talltitans revir är förhållandevis stora, 10–20 hektar och arten missgynnas när skogen fragmenteras. Kalavverkning av större delar av reviret innebär att det överges (Artdatabanken, 2021).</w:t>
+      </w:r>
+    </w:p>
+    <w:p>
+      <w:r>
+        <w:t>Talltitan är synnerligen trogen sitt revir så länge paret lever och biotopen förblir intakt. Paret stannar i sitt revir året om. En förlust av ett revir har därför en stor inverkan på den lokala populationen och trakthyggesbruket anses vara orsak till den svenska populationens kraftiga minskning. Talltiteparets revirtrohet innebär att närhelst under året man observerar en adult talltita så ingår denna plats i reviret (Siffczyk et al., 2003; Ekman, 1979).</w:t>
+      </w:r>
+    </w:p>
+    <w:p>
+      <w:pPr>
+        <w:pStyle w:val="Heading2"/>
+      </w:pPr>
+      <w:r>
+        <w:t>Referenser – talltita</w:t>
+      </w:r>
+    </w:p>
+    <w:p>
+      <w:r>
+        <w:t xml:space="preserve">Eggers, S., Low, M., 2014. </w:t>
+      </w:r>
+      <w:r>
+        <w:rPr>
+          <w:i/>
+        </w:rPr>
+        <w:t xml:space="preserve">Differential demographic responses of sympatric Parids to vegetation management in boreal forest. </w:t>
+      </w:r>
+      <w:r>
+        <w:t>For. Ecol. Manage. 319, 169–175.</w:t>
+      </w:r>
+    </w:p>
+    <w:p>
+      <w:r>
+        <w:t xml:space="preserve">Ekman, J., 1979. </w:t>
+      </w:r>
+      <w:r>
+        <w:rPr>
+          <w:i/>
+        </w:rPr>
+        <w:t xml:space="preserve">Coherence, composition and territories of winter social groups of the Willow Tit Parus montanus and the Crested Tit P. cristatus. </w:t>
+      </w:r>
+      <w:r>
+        <w:t>Ornis Scandinavica, 10, pp 56–68</w:t>
+      </w:r>
+    </w:p>
+    <w:p>
+      <w:r>
+        <w:t xml:space="preserve">Griesser, M., Nystrand, M., Eggers, S., Ekman, J., 2007. </w:t>
+      </w:r>
+      <w:r>
+        <w:rPr>
+          <w:i/>
+        </w:rPr>
+        <w:t xml:space="preserve">Impact of forestry practices on fitness correlates and population productivity in an open-nesting bird species. </w:t>
+      </w:r>
+      <w:r>
+        <w:t>Conserv. Biol. 21, 767–774. https://doi.org/10.1111/j.1523- 1739.2007.00675.x</w:t>
+      </w:r>
+    </w:p>
+    <w:p>
+      <w:r>
+        <w:t xml:space="preserve">Klein, J., 2020. </w:t>
+      </w:r>
+      <w:r>
+        <w:rPr>
+          <w:i/>
+        </w:rPr>
+        <w:t xml:space="preserve">The forgotten forest – On thinning, retention, and biodiversity in the boreal forest. </w:t>
+      </w:r>
+      <w:r>
+        <w:t>Doctoral Thesis No. 2020:50</w:t>
+      </w:r>
+    </w:p>
+    <w:p>
+      <w:r>
+        <w:t xml:space="preserve">Siffczyk, C., Brotons, L., Kangas, K., Orell, M., 2003. </w:t>
+      </w:r>
+      <w:r>
+        <w:rPr>
+          <w:i/>
+        </w:rPr>
+        <w:t xml:space="preserve">Home range size of willow tits. </w:t>
+      </w:r>
+      <w:r>
+        <w:t>Oecologica, 136, 635–642 (2003)</w:t>
+      </w:r>
+    </w:p>
+    <w:p>
+      <w:r>
+        <w:t xml:space="preserve">SLU Artdatabanken, 2021. </w:t>
+      </w:r>
+      <w:r>
+        <w:rPr>
+          <w:i/>
+        </w:rPr>
+        <w:t xml:space="preserve">Artfaktablad. Naturvård – artfakta. </w:t>
+      </w:r>
+      <w:r>
+        <w:t>SLU Artdatabanken, Uppsala</w:t>
       </w:r>
     </w:p>
     <w:p>
@@ -931,7 +1202,7 @@
     <w:r>
       <w:tab/>
       <w:tab/>
-      <w:t>2026-09-30</w:t>
+      <w:t>2026-10-01</w:t>
       <w:br/>
       <w:br/>
     </w:r>

--- a/klagomål/A 21370-2025 FSC-klagomål.docx
+++ b/klagomål/A 21370-2025 FSC-klagomål.docx
@@ -1202,7 +1202,7 @@
     <w:r>
       <w:tab/>
       <w:tab/>
-      <w:t>2026-10-01</w:t>
+      <w:t>2026-10-02</w:t>
       <w:br/>
       <w:br/>
     </w:r>

--- a/klagomål/A 21370-2025 FSC-klagomål.docx
+++ b/klagomål/A 21370-2025 FSC-klagomål.docx
@@ -1202,7 +1202,7 @@
     <w:r>
       <w:tab/>
       <w:tab/>
-      <w:t>2026-10-02</w:t>
+      <w:t>2026-10-03</w:t>
       <w:br/>
       <w:br/>
     </w:r>

--- a/klagomål/A 21370-2025 FSC-klagomål.docx
+++ b/klagomål/A 21370-2025 FSC-klagomål.docx
@@ -1202,7 +1202,7 @@
     <w:r>
       <w:tab/>
       <w:tab/>
-      <w:t>2026-10-03</w:t>
+      <w:t>2026-10-04</w:t>
       <w:br/>
       <w:br/>
     </w:r>

--- a/klagomål/A 21370-2025 FSC-klagomål.docx
+++ b/klagomål/A 21370-2025 FSC-klagomål.docx
@@ -1202,7 +1202,7 @@
     <w:r>
       <w:tab/>
       <w:tab/>
-      <w:t>2026-10-04</w:t>
+      <w:t>2026-10-05</w:t>
       <w:br/>
       <w:br/>
     </w:r>

--- a/klagomål/A 21370-2025 FSC-klagomål.docx
+++ b/klagomål/A 21370-2025 FSC-klagomål.docx
@@ -1202,7 +1202,7 @@
     <w:r>
       <w:tab/>
       <w:tab/>
-      <w:t>2026-10-05</w:t>
+      <w:t>2026-10-06</w:t>
       <w:br/>
       <w:br/>
     </w:r>

--- a/klagomål/A 21370-2025 FSC-klagomål.docx
+++ b/klagomål/A 21370-2025 FSC-klagomål.docx
@@ -1202,7 +1202,7 @@
     <w:r>
       <w:tab/>
       <w:tab/>
-      <w:t>2026-10-06</w:t>
+      <w:t>2026-10-07</w:t>
       <w:br/>
       <w:br/>
     </w:r>

--- a/klagomål/A 21370-2025 FSC-klagomål.docx
+++ b/klagomål/A 21370-2025 FSC-klagomål.docx
@@ -1202,7 +1202,7 @@
     <w:r>
       <w:tab/>
       <w:tab/>
-      <w:t>2026-10-07</w:t>
+      <w:t>2026-10-08</w:t>
       <w:br/>
       <w:br/>
     </w:r>

--- a/klagomål/A 21370-2025 FSC-klagomål.docx
+++ b/klagomål/A 21370-2025 FSC-klagomål.docx
@@ -1202,7 +1202,7 @@
     <w:r>
       <w:tab/>
       <w:tab/>
-      <w:t>2026-10-08</w:t>
+      <w:t>2026-10-09</w:t>
       <w:br/>
       <w:br/>
     </w:r>

--- a/klagomål/A 21370-2025 FSC-klagomål.docx
+++ b/klagomål/A 21370-2025 FSC-klagomål.docx
@@ -178,7 +178,7 @@
       <w:r>
         <w:drawing>
           <wp:inline xmlns:a="http://schemas.openxmlformats.org/drawingml/2006/main" xmlns:pic="http://schemas.openxmlformats.org/drawingml/2006/picture">
-            <wp:extent cx="5486400" cy="5703216"/>
+            <wp:extent cx="5486400" cy="5584439"/>
             <wp:docPr id="1" name="Picture 1"/>
             <wp:cNvGraphicFramePr>
               <a:graphicFrameLocks noChangeAspect="1"/>
@@ -199,7 +199,7 @@
                   <pic:spPr>
                     <a:xfrm>
                       <a:off x="0" y="0"/>
-                      <a:ext cx="5486400" cy="5703216"/>
+                      <a:ext cx="5486400" cy="5584439"/>
                     </a:xfrm>
                     <a:prstGeom prst="rect"/>
                   </pic:spPr>
@@ -221,7 +221,7 @@
     </w:p>
     <w:p>
       <w:r>
-        <w:t>I och inom 23 meter från avverkningsanmälan finns fynd av 10 naturvårdsarter, varav 8 är rödlistade, 2 är fridlysta, 7 är typiska (T) och 2 är signalarter (S): garnlav (VU, T), gräddporing (VU, T), blanksvart spiklav (NT), kolflarnlav (NT, T), skarp dropptaggsvamp (NT), talltagel (NT, T), talltita (NT, §4), tretåig hackspett (NT, T, §4), norrlandslav (S, T) och vedticka (S, T). Se Figur 1.</w:t>
+        <w:t>I och inom 23 meter från avverkningsanmälan finns fynd av 2 naturvårdsarter, varav 2 är rödlistade, 1 är fridlyst och 2 är typiska (T): kolflarnlav (NT, T) och tretåig hackspett (NT, T, §4). Se Figur 1.</w:t>
       </w:r>
     </w:p>
     <w:p>
@@ -252,66 +252,6 @@
         <w:rPr>
           <w:b/>
         </w:rPr>
-        <w:t>Garnlav (VU)</w:t>
-      </w:r>
-      <w:r>
-        <w:t xml:space="preserve"> är en utpräglad barrskogsart som ibland kan drapera träden i norrländska grannaturskogar med hög luftfuktighet. Den förekommer även i talldominerade bestånd där den, förutom i trädens grenverk, påträffas hängande över ojämnheter i tallbarken. Arten har minskat starkt i södra och mellersta Sverige och den minskar även i sitt nordliga utbredningsområde. Minskningstakten uppgår till 30 (20–50) % inom 50 år och överstiger gränsvärdet för Sårbar (VU). Orsaken till tillbakagången beror främst på slutavverkningar av naturskogsartade skogar. Bestånd med riklig förekomst bör regelmässigt sparas, vilket även gynnar flera andra sällsynta och rödlistade arter. Garnlav är värdväxt för den mycket sällsynta och akut hotade fjärilen barrskogslavfly (CR) som hör hemma i boreala barrskogar med riklig förekomst av värdväxten. Tidigare kunde arten konstateras årligen på flera platser vid Dala-Floda i Dalarna innan lokalerna kalavverkades. Senaste fyndet i landet av barrskogslavfly är från år 2000 då den påträffades vid Högberget i Sollefteå kommun. Garnlav är typisk art för </w:t>
-      </w:r>
-      <w:r>
-        <w:rPr>
-          <w:i/>
-        </w:rPr>
-        <w:t xml:space="preserve">9010 Taiga </w:t>
-      </w:r>
-      <w:r>
-        <w:t>och</w:t>
-      </w:r>
-      <w:r>
-        <w:rPr>
-          <w:i/>
-        </w:rPr>
-        <w:t xml:space="preserve"> 9070 Trädklädd betesmark</w:t>
-      </w:r>
-      <w:r>
-        <w:t xml:space="preserve"> (SLU Artdatabanken, 2026).</w:t>
-      </w:r>
-    </w:p>
-    <w:p>
-      <w:r>
-        <w:rPr>
-          <w:b/>
-        </w:rPr>
-        <w:t>Gräddporing (VU)</w:t>
-      </w:r>
-      <w:r>
-        <w:t xml:space="preserve"> växer nästan enbart i urskogsartad barrskog på gamla, kraftigt murkna, grova och mossbelupna tallågor i något fuktiga och skuggiga lägen. Arten är placerad högst upp i Skogsstyrelsens värdepyramid för bedömning av skog med höga naturvärden och indikerar gamla och relativt orörda tallnaturskogar med höga naturvärden där det under låg tid kontinuerligt funnits inslag av grova tallågor. För att på sikt hejda artens vikande trend behöver merparten av gräddporingens nu kända växtplatser undantas från skogsbruk. Gräddporing är typisk art för </w:t>
-      </w:r>
-      <w:r>
-        <w:rPr>
-          <w:i/>
-        </w:rPr>
-        <w:t>9010 Taiga</w:t>
-      </w:r>
-      <w:r>
-        <w:t xml:space="preserve"> (SLU Artdatabanken, 2024; Nitare &amp; Skogsstyrelsen, 2019).</w:t>
-      </w:r>
-    </w:p>
-    <w:p>
-      <w:r>
-        <w:rPr>
-          <w:b/>
-        </w:rPr>
-        <w:t>Blanksvart spiklav (NT)</w:t>
-      </w:r>
-      <w:r>
-        <w:t xml:space="preserve"> förekommer på torr, hård, gammal kärnved men även på äldre ytved av tall i naturskogsartade bestånd med begränsad brandpåverkan och ostörd hydrologi. Skogsbruksåtgärder på eller i närheten av lokaler med blanksvart spiklav utgör ett hot. Naturskogsartade öppna tall- och barrblandskogar med blanksvart spiklav indikerar höga biologiska värden och bör bevaras (SLU Artdatabanken, 2024).</w:t>
-      </w:r>
-    </w:p>
-    <w:p>
-      <w:r>
-        <w:rPr>
-          <w:b/>
-        </w:rPr>
         <w:t>Kolflarnlav (NT)</w:t>
       </w:r>
       <w:r>
@@ -325,48 +265,6 @@
       </w:r>
       <w:r>
         <w:t xml:space="preserve"> (SLU Artdatabanken, 2024).</w:t>
-      </w:r>
-    </w:p>
-    <w:p>
-      <w:r>
-        <w:rPr>
-          <w:b/>
-        </w:rPr>
-        <w:t xml:space="preserve">Skarp dropptaggsvamp (NT) </w:t>
-      </w:r>
-      <w:r>
-        <w:t>bildar mykorrhiza med både gran och tall, främst i barrskogar med trädkontinuitet. Arten uppträder dels i näringsrik kalkbarrskog och dels i sur lavtallskog. Kalkbarrskogarna är ofta grandominerade, olikåldriga och skiktade på frisk mark med ett örtrikt vegetationsskikt. Lavtallskogarna är i regel magra, torra, ljusöppna och ofta brandpräglade. Den totala populationen i landet har minskat och bedöms fortsätta minska till följd av avverkning av äldre barrskogar. Arten har begränsad förmåga att återetablera sig efter slutavverkning eller andra storskaliga skogsbruksåtgärder. Det saknas indikationer på att arten långsiktigt kan etablera eller reproducera sig i skogsbestånd som brukas med metoder som trakthyggesbruk, markberedning, gödsling eller föryngring med förädlat plantmaterial. Minskningstakten för den svenska populationen bedöms vara nära gränsvärdet för Sårbar (VU) (SLU Artdatabanken, 2026).</w:t>
-      </w:r>
-    </w:p>
-    <w:p>
-      <w:r>
-        <w:rPr>
-          <w:b/>
-        </w:rPr>
-        <w:t>Talltagel (NT)</w:t>
-      </w:r>
-      <w:r>
-        <w:t xml:space="preserve"> är en boreal art som förekommer på tall i äldre, öppna tallskogar. Den påverkas negativt av brist på kontinuitetsskog och minskningstakten bedöms vara nära gränsvärdet för Sårbar (VU). Talltagel är typisk art för </w:t>
-      </w:r>
-      <w:r>
-        <w:rPr>
-          <w:i/>
-        </w:rPr>
-        <w:t>9010 Taiga</w:t>
-      </w:r>
-      <w:r>
-        <w:t xml:space="preserve"> (SLU Artdatabanken, 2026).</w:t>
-      </w:r>
-    </w:p>
-    <w:p>
-      <w:r>
-        <w:rPr>
-          <w:b/>
-        </w:rPr>
-        <w:t>Talltita (NT, §4)</w:t>
-      </w:r>
-      <w:r>
-        <w:t>, rödlistad som nära hotad och prioriterad art i Skogsvårdslagen, har häckningsrevir i anmälan. Arten har minskat kraftigt de senaste 30 åren och minskningstakten innevarande 10-årsperiod beräknas till 20 (10–30) %. Talltitan är synnerligen trogen sitt cirka 15 hektar stora revir och är beroende av flerskiktade olikåldriga skogar för att kunna föda upp sina ungar. Talltitan försvinner om dess livsmiljö kalavverkas (Eggers &amp; Low, 2014; Ekman, 1979; Griesser et al, 2007; Klein, 2020; Siffczyk et al, 2003; SLU Artdatabanken, 2021).</w:t>
       </w:r>
     </w:p>
     <w:p>
@@ -396,55 +294,6 @@
       </w:r>
       <w:r>
         <w:t xml:space="preserve"> (Skogsstyrelsen, 2016; SLU Artdatabanken, 2024).</w:t>
-      </w:r>
-    </w:p>
-    <w:p>
-      <w:r>
-        <w:rPr>
-          <w:b/>
-        </w:rPr>
-        <w:t xml:space="preserve">Norrlandslav </w:t>
-      </w:r>
-      <w:r>
-        <w:t xml:space="preserve">indikerar söder om den naturliga norrlandsgränsen barrskogsbeklädda bergbranter eller andra ostörda skogsmiljöer med höga naturvärden. Norrlandslav är typisk art för </w:t>
-      </w:r>
-      <w:r>
-        <w:rPr>
-          <w:i/>
-        </w:rPr>
-        <w:t xml:space="preserve">9010 Taiga, 8110 Silikatrasmarker </w:t>
-      </w:r>
-      <w:r>
-        <w:t>och</w:t>
-      </w:r>
-      <w:r>
-        <w:rPr>
-          <w:i/>
-        </w:rPr>
-        <w:t xml:space="preserve"> 8120 Kalkrasmarker </w:t>
-      </w:r>
-      <w:r>
-        <w:t>(Nitare &amp; Skogsstyrelsen, 2000; SLU Artdatabanken, 2025).</w:t>
-      </w:r>
-    </w:p>
-    <w:p>
-      <w:r>
-        <w:rPr>
-          <w:b/>
-        </w:rPr>
-        <w:t xml:space="preserve">Vedticka </w:t>
-      </w:r>
-      <w:r>
-        <w:t xml:space="preserve">är en bra signalart söder om den naturliga norrlandsgränsen. Den är huvudsakligen knuten till äldre barrskogar där det föreligger långvarig kontinuitet av död barrved. Vedticka är typisk art för </w:t>
-      </w:r>
-      <w:r>
-        <w:rPr>
-          <w:i/>
-        </w:rPr>
-        <w:t xml:space="preserve">9010 Taiga </w:t>
-      </w:r>
-      <w:r>
-        <w:t>(Nitare &amp; Skogsstyrelsen, 2019; SLU Artdatabanken, 2025).</w:t>
       </w:r>
     </w:p>
     <w:p>
@@ -553,7 +402,7 @@
         <w:rPr>
           <w:i/>
         </w:rPr>
-        <w:t>I det avverkningsanmälda skogsområdet har 10 naturvårdsarter varav 8 rödlistade arter sina livsmiljöer och växtplatser.</w:t>
+        <w:t>I det avverkningsanmälda skogsområdet har 2 naturvårdsarter varav 2 rödlistade arter sina livsmiljöer och växtplatser.</w:t>
       </w:r>
     </w:p>
     <w:p>
@@ -751,126 +600,6 @@
       </w:pPr>
       <w:r>
         <w:t>BILAGA 1 – Fridlysta arter</w:t>
-      </w:r>
-    </w:p>
-    <w:p>
-      <w:pPr>
-        <w:pStyle w:val="Heading1"/>
-      </w:pPr>
-      <w:r>
-        <w:t>Talltita – ekologi samt krav på livsmiljön</w:t>
-      </w:r>
-    </w:p>
-    <w:p>
-      <w:r>
-        <w:t>Talltita är rödlistad som NT, fridlyst och prioriterad art i Skogsvårdslagen. Den omfattas av EU:s fågeldirektiv. Arten har minskat kraftigt de senaste 30 åren och minskningstakten innevarande 10-årsperiod beräknas till 20 (10–30) % (SLU Artdatabanken, 2022).</w:t>
-      </w:r>
-    </w:p>
-    <w:p>
-      <w:r>
-        <w:t>Talltita föredrar större sammanhängande barrskogar, och finns såväl i tallskog som granskog och i lövblandad barrskog. Skogens struktur är viktig och ska helst vara flerskiktad med riklig underväxt av mindre granar, björk och andra lövträd och buskar. Tillgång på murknande högstubbar är särskilt viktig, eftersom talltitan helst själv hackar ut sitt bohål (SLU Artdatabanken, 2022).</w:t>
-      </w:r>
-    </w:p>
-    <w:p>
-      <w:r>
-        <w:t>Det finns flera studier som visar att talltita är känslig för gallring och inte överlever när dess livsmiljö kalavverkas (Eggers and Low, 2014; Griesser et al., 2007; Klein, 2020). Talltitans revir är förhållandevis stora, 10–20 hektar och arten missgynnas när skogen fragmenteras. Kalavverkning av större delar av reviret innebär att det överges (Artdatabanken, 2021).</w:t>
-      </w:r>
-    </w:p>
-    <w:p>
-      <w:r>
-        <w:t>Talltitan är synnerligen trogen sitt revir så länge paret lever och biotopen förblir intakt. Paret stannar i sitt revir året om. En förlust av ett revir har därför en stor inverkan på den lokala populationen och trakthyggesbruket anses vara orsak till den svenska populationens kraftiga minskning. Talltiteparets revirtrohet innebär att närhelst under året man observerar en adult talltita så ingår denna plats i reviret (Siffczyk et al., 2003; Ekman, 1979).</w:t>
-      </w:r>
-    </w:p>
-    <w:p>
-      <w:pPr>
-        <w:pStyle w:val="Heading2"/>
-      </w:pPr>
-      <w:r>
-        <w:t>Referenser – talltita</w:t>
-      </w:r>
-    </w:p>
-    <w:p>
-      <w:r>
-        <w:t xml:space="preserve">Eggers, S., Low, M., 2014. </w:t>
-      </w:r>
-      <w:r>
-        <w:rPr>
-          <w:i/>
-        </w:rPr>
-        <w:t xml:space="preserve">Differential demographic responses of sympatric Parids to vegetation management in boreal forest. </w:t>
-      </w:r>
-      <w:r>
-        <w:t>For. Ecol. Manage. 319, 169–175.</w:t>
-      </w:r>
-    </w:p>
-    <w:p>
-      <w:r>
-        <w:t xml:space="preserve">Ekman, J., 1979. </w:t>
-      </w:r>
-      <w:r>
-        <w:rPr>
-          <w:i/>
-        </w:rPr>
-        <w:t xml:space="preserve">Coherence, composition and territories of winter social groups of the Willow Tit Parus montanus and the Crested Tit P. cristatus. </w:t>
-      </w:r>
-      <w:r>
-        <w:t>Ornis Scandinavica, 10, pp 56–68</w:t>
-      </w:r>
-    </w:p>
-    <w:p>
-      <w:r>
-        <w:t xml:space="preserve">Griesser, M., Nystrand, M., Eggers, S., Ekman, J., 2007. </w:t>
-      </w:r>
-      <w:r>
-        <w:rPr>
-          <w:i/>
-        </w:rPr>
-        <w:t xml:space="preserve">Impact of forestry practices on fitness correlates and population productivity in an open-nesting bird species. </w:t>
-      </w:r>
-      <w:r>
-        <w:t>Conserv. Biol. 21, 767–774. https://doi.org/10.1111/j.1523- 1739.2007.00675.x</w:t>
-      </w:r>
-    </w:p>
-    <w:p>
-      <w:r>
-        <w:t xml:space="preserve">Klein, J., 2020. </w:t>
-      </w:r>
-      <w:r>
-        <w:rPr>
-          <w:i/>
-        </w:rPr>
-        <w:t xml:space="preserve">The forgotten forest – On thinning, retention, and biodiversity in the boreal forest. </w:t>
-      </w:r>
-      <w:r>
-        <w:t>Doctoral Thesis No. 2020:50</w:t>
-      </w:r>
-    </w:p>
-    <w:p>
-      <w:r>
-        <w:t xml:space="preserve">Siffczyk, C., Brotons, L., Kangas, K., Orell, M., 2003. </w:t>
-      </w:r>
-      <w:r>
-        <w:rPr>
-          <w:i/>
-        </w:rPr>
-        <w:t xml:space="preserve">Home range size of willow tits. </w:t>
-      </w:r>
-      <w:r>
-        <w:t>Oecologica, 136, 635–642 (2003)</w:t>
-      </w:r>
-    </w:p>
-    <w:p>
-      <w:r>
-        <w:t xml:space="preserve">SLU Artdatabanken, 2021. </w:t>
-      </w:r>
-      <w:r>
-        <w:rPr>
-          <w:i/>
-        </w:rPr>
-        <w:t xml:space="preserve">Artfaktablad. Naturvård – artfakta. </w:t>
-      </w:r>
-      <w:r>
-        <w:t>SLU Artdatabanken, Uppsala</w:t>
       </w:r>
     </w:p>
     <w:p>
@@ -1202,7 +931,7 @@
     <w:r>
       <w:tab/>
       <w:tab/>
-      <w:t>2026-10-09</w:t>
+      <w:t>2026-10-10</w:t>
       <w:br/>
       <w:br/>
     </w:r>

--- a/klagomål/A 21370-2025 FSC-klagomål.docx
+++ b/klagomål/A 21370-2025 FSC-klagomål.docx
@@ -178,7 +178,7 @@
       <w:r>
         <w:drawing>
           <wp:inline xmlns:a="http://schemas.openxmlformats.org/drawingml/2006/main" xmlns:pic="http://schemas.openxmlformats.org/drawingml/2006/picture">
-            <wp:extent cx="5486400" cy="5584439"/>
+            <wp:extent cx="5486400" cy="5703216"/>
             <wp:docPr id="1" name="Picture 1"/>
             <wp:cNvGraphicFramePr>
               <a:graphicFrameLocks noChangeAspect="1"/>
@@ -199,7 +199,7 @@
                   <pic:spPr>
                     <a:xfrm>
                       <a:off x="0" y="0"/>
-                      <a:ext cx="5486400" cy="5584439"/>
+                      <a:ext cx="5486400" cy="5703216"/>
                     </a:xfrm>
                     <a:prstGeom prst="rect"/>
                   </pic:spPr>
@@ -221,7 +221,7 @@
     </w:p>
     <w:p>
       <w:r>
-        <w:t>I och inom 23 meter från avverkningsanmälan finns fynd av 2 naturvårdsarter, varav 2 är rödlistade, 1 är fridlyst och 2 är typiska (T): kolflarnlav (NT, T) och tretåig hackspett (NT, T, §4). Se Figur 1.</w:t>
+        <w:t>I och inom 23 meter från avverkningsanmälan finns fynd av 10 naturvårdsarter, varav 8 är rödlistade, 2 är fridlysta, 7 är typiska (T) och 2 är signalarter (S): garnlav (VU, T), gräddporing (VU, T), blanksvart spiklav (NT), kolflarnlav (NT, T), skarp dropptaggsvamp (NT), talltagel (NT, T), talltita (NT, §4), tretåig hackspett (NT, T, §4), norrlandslav (S, T) och vedticka (S, T). Se Figur 1.</w:t>
       </w:r>
     </w:p>
     <w:p>
@@ -252,10 +252,39 @@
         <w:rPr>
           <w:b/>
         </w:rPr>
-        <w:t>Kolflarnlav (NT)</w:t>
-      </w:r>
-      <w:r>
-        <w:t xml:space="preserve"> är brandberoende och växer nästan uteslutande på kolad hård kärnved av tall. Etableringen verkar ske först 100–300 år efter brand och nytt substrat nybildas i mycket begränsad omfattning. Avverkning av tallskog av naturskogskaraktär med spår av återkommande bränder är ett hot och mängden lämplig ved att växa på för arten minskar dels på grund av naturlig nedbrytning men framförallt på grund av att det förstörs i samband med slutavverkningar, gallringar och markberedning. Såväl kolflarnlav som mörk kolflarnlav har glänsande bålfjäll och förekommer främst i tall- och blandbarrskogar av naturskogskaraktär med spår av återkommande bränder. Skogar som dessa hyser höga biologiska värden och bör skyddas. Kolflarnlav är typisk art för </w:t>
+        <w:t>Garnlav (VU)</w:t>
+      </w:r>
+      <w:r>
+        <w:t xml:space="preserve"> är en utpräglad barrskogsart som ibland kan drapera träden i norrländska grannaturskogar med hög luftfuktighet. Den förekommer även i talldominerade bestånd där den, förutom i trädens grenverk, påträffas hängande över ojämnheter i tallbarken. Arten har minskat starkt i södra och mellersta Sverige och den minskar även i sitt nordliga utbredningsområde. Minskningstakten uppgår till 30 (20–50) % inom 50 år och överstiger gränsvärdet för Sårbar (VU). Orsaken till tillbakagången beror främst på slutavverkningar av naturskogsartade skogar. Bestånd med riklig förekomst bör regelmässigt sparas, vilket även gynnar flera andra sällsynta och rödlistade arter. Garnlav är värdväxt för den mycket sällsynta och akut hotade fjärilen barrskogslavfly (CR) som hör hemma i boreala barrskogar med riklig förekomst av värdväxten. Tidigare kunde arten konstateras årligen på flera platser vid Dala-Floda i Dalarna innan lokalerna kalavverkades. Senaste fyndet i landet av barrskogslavfly är från år 2000 då den påträffades vid Högberget i Sollefteå kommun. Garnlav är typisk art för </w:t>
+      </w:r>
+      <w:r>
+        <w:rPr>
+          <w:i/>
+        </w:rPr>
+        <w:t xml:space="preserve">9010 Taiga </w:t>
+      </w:r>
+      <w:r>
+        <w:t>och</w:t>
+      </w:r>
+      <w:r>
+        <w:rPr>
+          <w:i/>
+        </w:rPr>
+        <w:t xml:space="preserve"> 9070 Trädklädd betesmark</w:t>
+      </w:r>
+      <w:r>
+        <w:t xml:space="preserve"> (SLU Artdatabanken, 2026).</w:t>
+      </w:r>
+    </w:p>
+    <w:p>
+      <w:r>
+        <w:rPr>
+          <w:b/>
+        </w:rPr>
+        <w:t>Gräddporing (VU)</w:t>
+      </w:r>
+      <w:r>
+        <w:t xml:space="preserve"> växer nästan enbart i urskogsartad barrskog på gamla, kraftigt murkna, grova och mossbelupna tallågor i något fuktiga och skuggiga lägen. Arten är placerad högst upp i Skogsstyrelsens värdepyramid för bedömning av skog med höga naturvärden och indikerar gamla och relativt orörda tallnaturskogar med höga naturvärden där det under låg tid kontinuerligt funnits inslag av grova tallågor. För att på sikt hejda artens vikande trend behöver merparten av gräddporingens nu kända växtplatser undantas från skogsbruk. Gräddporing är typisk art för </w:t>
       </w:r>
       <w:r>
         <w:rPr>
@@ -264,7 +293,80 @@
         <w:t>9010 Taiga</w:t>
       </w:r>
       <w:r>
+        <w:t xml:space="preserve"> (SLU Artdatabanken, 2024; Nitare &amp; Skogsstyrelsen, 2019).</w:t>
+      </w:r>
+    </w:p>
+    <w:p>
+      <w:r>
+        <w:rPr>
+          <w:b/>
+        </w:rPr>
+        <w:t>Blanksvart spiklav (NT)</w:t>
+      </w:r>
+      <w:r>
+        <w:t xml:space="preserve"> förekommer på torr, hård, gammal kärnved men även på äldre ytved av tall i naturskogsartade bestånd med begränsad brandpåverkan och ostörd hydrologi. Skogsbruksåtgärder på eller i närheten av lokaler med blanksvart spiklav utgör ett hot. Naturskogsartade öppna tall- och barrblandskogar med blanksvart spiklav indikerar höga biologiska värden och bör bevaras (SLU Artdatabanken, 2024).</w:t>
+      </w:r>
+    </w:p>
+    <w:p>
+      <w:r>
+        <w:rPr>
+          <w:b/>
+        </w:rPr>
+        <w:t>Kolflarnlav (NT)</w:t>
+      </w:r>
+      <w:r>
+        <w:t xml:space="preserve"> är brandberoende och växer nästan uteslutande på kolad hård kärnved av tall. Etableringen verkar ske först 100–300 år efter brand och nytt substrat nybildas i mycket begränsad omfattning. Avverkning av tallskog av naturskogskaraktär med spår av återkommande bränder är ett hot och mängden lämplig ved att växa på för arten minskar dels på grund av naturlig nedbrytning men framförallt på grund av att det förstörs i samband med slutavverkningar, gallringar och markberedning. Såväl kolflarnlav som mörk kolflarnlav har glänsande bålfjäll och förekommer främst i tall- och blandbarrskogar av naturskogskaraktär med spår av återkommande bränder. Skogar som dessa hyser höga biologiska värden och bör skyddas. Kolflarnlav är typisk art för </w:t>
+      </w:r>
+      <w:r>
+        <w:rPr>
+          <w:i/>
+        </w:rPr>
+        <w:t>9010 Taiga</w:t>
+      </w:r>
+      <w:r>
         <w:t xml:space="preserve"> (SLU Artdatabanken, 2024).</w:t>
+      </w:r>
+    </w:p>
+    <w:p>
+      <w:r>
+        <w:rPr>
+          <w:b/>
+        </w:rPr>
+        <w:t xml:space="preserve">Skarp dropptaggsvamp (NT) </w:t>
+      </w:r>
+      <w:r>
+        <w:t>bildar mykorrhiza med både gran och tall, främst i barrskogar med trädkontinuitet. Arten uppträder dels i näringsrik kalkbarrskog och dels i sur lavtallskog. Kalkbarrskogarna är ofta grandominerade, olikåldriga och skiktade på frisk mark med ett örtrikt vegetationsskikt. Lavtallskogarna är i regel magra, torra, ljusöppna och ofta brandpräglade. Den totala populationen i landet har minskat och bedöms fortsätta minska till följd av avverkning av äldre barrskogar. Arten har begränsad förmåga att återetablera sig efter slutavverkning eller andra storskaliga skogsbruksåtgärder. Det saknas indikationer på att arten långsiktigt kan etablera eller reproducera sig i skogsbestånd som brukas med metoder som trakthyggesbruk, markberedning, gödsling eller föryngring med förädlat plantmaterial. Minskningstakten för den svenska populationen bedöms vara nära gränsvärdet för Sårbar (VU) (SLU Artdatabanken, 2026).</w:t>
+      </w:r>
+    </w:p>
+    <w:p>
+      <w:r>
+        <w:rPr>
+          <w:b/>
+        </w:rPr>
+        <w:t>Talltagel (NT)</w:t>
+      </w:r>
+      <w:r>
+        <w:t xml:space="preserve"> är en boreal art som förekommer på tall i äldre, öppna tallskogar. Den påverkas negativt av brist på kontinuitetsskog och minskningstakten bedöms vara nära gränsvärdet för Sårbar (VU). Talltagel är typisk art för </w:t>
+      </w:r>
+      <w:r>
+        <w:rPr>
+          <w:i/>
+        </w:rPr>
+        <w:t>9010 Taiga</w:t>
+      </w:r>
+      <w:r>
+        <w:t xml:space="preserve"> (SLU Artdatabanken, 2026).</w:t>
+      </w:r>
+    </w:p>
+    <w:p>
+      <w:r>
+        <w:rPr>
+          <w:b/>
+        </w:rPr>
+        <w:t>Talltita (NT, §4)</w:t>
+      </w:r>
+      <w:r>
+        <w:t>, rödlistad som nära hotad och prioriterad art i Skogsvårdslagen, har häckningsrevir i anmälan. Arten har minskat kraftigt de senaste 30 åren och minskningstakten innevarande 10-årsperiod beräknas till 20 (10–30) %. Talltitan är synnerligen trogen sitt cirka 15 hektar stora revir och är beroende av flerskiktade olikåldriga skogar för att kunna föda upp sina ungar. Talltitan försvinner om dess livsmiljö kalavverkas (Eggers &amp; Low, 2014; Ekman, 1979; Griesser et al, 2007; Klein, 2020; Siffczyk et al, 2003; SLU Artdatabanken, 2021).</w:t>
       </w:r>
     </w:p>
     <w:p>
@@ -294,6 +396,55 @@
       </w:r>
       <w:r>
         <w:t xml:space="preserve"> (Skogsstyrelsen, 2016; SLU Artdatabanken, 2024).</w:t>
+      </w:r>
+    </w:p>
+    <w:p>
+      <w:r>
+        <w:rPr>
+          <w:b/>
+        </w:rPr>
+        <w:t xml:space="preserve">Norrlandslav </w:t>
+      </w:r>
+      <w:r>
+        <w:t xml:space="preserve">indikerar söder om den naturliga norrlandsgränsen barrskogsbeklädda bergbranter eller andra ostörda skogsmiljöer med höga naturvärden. Norrlandslav är typisk art för </w:t>
+      </w:r>
+      <w:r>
+        <w:rPr>
+          <w:i/>
+        </w:rPr>
+        <w:t xml:space="preserve">9010 Taiga, 8110 Silikatrasmarker </w:t>
+      </w:r>
+      <w:r>
+        <w:t>och</w:t>
+      </w:r>
+      <w:r>
+        <w:rPr>
+          <w:i/>
+        </w:rPr>
+        <w:t xml:space="preserve"> 8120 Kalkrasmarker </w:t>
+      </w:r>
+      <w:r>
+        <w:t>(Nitare &amp; Skogsstyrelsen, 2000; SLU Artdatabanken, 2025).</w:t>
+      </w:r>
+    </w:p>
+    <w:p>
+      <w:r>
+        <w:rPr>
+          <w:b/>
+        </w:rPr>
+        <w:t xml:space="preserve">Vedticka </w:t>
+      </w:r>
+      <w:r>
+        <w:t xml:space="preserve">är en bra signalart söder om den naturliga norrlandsgränsen. Den är huvudsakligen knuten till äldre barrskogar där det föreligger långvarig kontinuitet av död barrved. Vedticka är typisk art för </w:t>
+      </w:r>
+      <w:r>
+        <w:rPr>
+          <w:i/>
+        </w:rPr>
+        <w:t xml:space="preserve">9010 Taiga </w:t>
+      </w:r>
+      <w:r>
+        <w:t>(Nitare &amp; Skogsstyrelsen, 2019; SLU Artdatabanken, 2025).</w:t>
       </w:r>
     </w:p>
     <w:p>
@@ -402,7 +553,7 @@
         <w:rPr>
           <w:i/>
         </w:rPr>
-        <w:t>I det avverkningsanmälda skogsområdet har 2 naturvårdsarter varav 2 rödlistade arter sina livsmiljöer och växtplatser.</w:t>
+        <w:t>I det avverkningsanmälda skogsområdet har 10 naturvårdsarter varav 8 rödlistade arter sina livsmiljöer och växtplatser.</w:t>
       </w:r>
     </w:p>
     <w:p>
@@ -600,6 +751,126 @@
       </w:pPr>
       <w:r>
         <w:t>BILAGA 1 – Fridlysta arter</w:t>
+      </w:r>
+    </w:p>
+    <w:p>
+      <w:pPr>
+        <w:pStyle w:val="Heading1"/>
+      </w:pPr>
+      <w:r>
+        <w:t>Talltita – ekologi samt krav på livsmiljön</w:t>
+      </w:r>
+    </w:p>
+    <w:p>
+      <w:r>
+        <w:t>Talltita är rödlistad som NT, fridlyst och prioriterad art i Skogsvårdslagen. Den omfattas av EU:s fågeldirektiv. Arten har minskat kraftigt de senaste 30 åren och minskningstakten innevarande 10-årsperiod beräknas till 20 (10–30) % (SLU Artdatabanken, 2022).</w:t>
+      </w:r>
+    </w:p>
+    <w:p>
+      <w:r>
+        <w:t>Talltita föredrar större sammanhängande barrskogar, och finns såväl i tallskog som granskog och i lövblandad barrskog. Skogens struktur är viktig och ska helst vara flerskiktad med riklig underväxt av mindre granar, björk och andra lövträd och buskar. Tillgång på murknande högstubbar är särskilt viktig, eftersom talltitan helst själv hackar ut sitt bohål (SLU Artdatabanken, 2022).</w:t>
+      </w:r>
+    </w:p>
+    <w:p>
+      <w:r>
+        <w:t>Det finns flera studier som visar att talltita är känslig för gallring och inte överlever när dess livsmiljö kalavverkas (Eggers and Low, 2014; Griesser et al., 2007; Klein, 2020). Talltitans revir är förhållandevis stora, 10–20 hektar och arten missgynnas när skogen fragmenteras. Kalavverkning av större delar av reviret innebär att det överges (Artdatabanken, 2021).</w:t>
+      </w:r>
+    </w:p>
+    <w:p>
+      <w:r>
+        <w:t>Talltitan är synnerligen trogen sitt revir så länge paret lever och biotopen förblir intakt. Paret stannar i sitt revir året om. En förlust av ett revir har därför en stor inverkan på den lokala populationen och trakthyggesbruket anses vara orsak till den svenska populationens kraftiga minskning. Talltiteparets revirtrohet innebär att närhelst under året man observerar en adult talltita så ingår denna plats i reviret (Siffczyk et al., 2003; Ekman, 1979).</w:t>
+      </w:r>
+    </w:p>
+    <w:p>
+      <w:pPr>
+        <w:pStyle w:val="Heading2"/>
+      </w:pPr>
+      <w:r>
+        <w:t>Referenser – talltita</w:t>
+      </w:r>
+    </w:p>
+    <w:p>
+      <w:r>
+        <w:t xml:space="preserve">Eggers, S., Low, M., 2014. </w:t>
+      </w:r>
+      <w:r>
+        <w:rPr>
+          <w:i/>
+        </w:rPr>
+        <w:t xml:space="preserve">Differential demographic responses of sympatric Parids to vegetation management in boreal forest. </w:t>
+      </w:r>
+      <w:r>
+        <w:t>For. Ecol. Manage. 319, 169–175.</w:t>
+      </w:r>
+    </w:p>
+    <w:p>
+      <w:r>
+        <w:t xml:space="preserve">Ekman, J., 1979. </w:t>
+      </w:r>
+      <w:r>
+        <w:rPr>
+          <w:i/>
+        </w:rPr>
+        <w:t xml:space="preserve">Coherence, composition and territories of winter social groups of the Willow Tit Parus montanus and the Crested Tit P. cristatus. </w:t>
+      </w:r>
+      <w:r>
+        <w:t>Ornis Scandinavica, 10, pp 56–68</w:t>
+      </w:r>
+    </w:p>
+    <w:p>
+      <w:r>
+        <w:t xml:space="preserve">Griesser, M., Nystrand, M., Eggers, S., Ekman, J., 2007. </w:t>
+      </w:r>
+      <w:r>
+        <w:rPr>
+          <w:i/>
+        </w:rPr>
+        <w:t xml:space="preserve">Impact of forestry practices on fitness correlates and population productivity in an open-nesting bird species. </w:t>
+      </w:r>
+      <w:r>
+        <w:t>Conserv. Biol. 21, 767–774. https://doi.org/10.1111/j.1523- 1739.2007.00675.x</w:t>
+      </w:r>
+    </w:p>
+    <w:p>
+      <w:r>
+        <w:t xml:space="preserve">Klein, J., 2020. </w:t>
+      </w:r>
+      <w:r>
+        <w:rPr>
+          <w:i/>
+        </w:rPr>
+        <w:t xml:space="preserve">The forgotten forest – On thinning, retention, and biodiversity in the boreal forest. </w:t>
+      </w:r>
+      <w:r>
+        <w:t>Doctoral Thesis No. 2020:50</w:t>
+      </w:r>
+    </w:p>
+    <w:p>
+      <w:r>
+        <w:t xml:space="preserve">Siffczyk, C., Brotons, L., Kangas, K., Orell, M., 2003. </w:t>
+      </w:r>
+      <w:r>
+        <w:rPr>
+          <w:i/>
+        </w:rPr>
+        <w:t xml:space="preserve">Home range size of willow tits. </w:t>
+      </w:r>
+      <w:r>
+        <w:t>Oecologica, 136, 635–642 (2003)</w:t>
+      </w:r>
+    </w:p>
+    <w:p>
+      <w:r>
+        <w:t xml:space="preserve">SLU Artdatabanken, 2021. </w:t>
+      </w:r>
+      <w:r>
+        <w:rPr>
+          <w:i/>
+        </w:rPr>
+        <w:t xml:space="preserve">Artfaktablad. Naturvård – artfakta. </w:t>
+      </w:r>
+      <w:r>
+        <w:t>SLU Artdatabanken, Uppsala</w:t>
       </w:r>
     </w:p>
     <w:p>
@@ -931,7 +1202,7 @@
     <w:r>
       <w:tab/>
       <w:tab/>
-      <w:t>2026-10-10</w:t>
+      <w:t>2026-10-11</w:t>
       <w:br/>
       <w:br/>
     </w:r>

--- a/klagomål/A 21370-2025 FSC-klagomål.docx
+++ b/klagomål/A 21370-2025 FSC-klagomål.docx
@@ -178,7 +178,7 @@
       <w:r>
         <w:drawing>
           <wp:inline xmlns:a="http://schemas.openxmlformats.org/drawingml/2006/main" xmlns:pic="http://schemas.openxmlformats.org/drawingml/2006/picture">
-            <wp:extent cx="5486400" cy="5703216"/>
+            <wp:extent cx="5486400" cy="5584439"/>
             <wp:docPr id="1" name="Picture 1"/>
             <wp:cNvGraphicFramePr>
               <a:graphicFrameLocks noChangeAspect="1"/>
@@ -199,7 +199,7 @@
                   <pic:spPr>
                     <a:xfrm>
                       <a:off x="0" y="0"/>
-                      <a:ext cx="5486400" cy="5703216"/>
+                      <a:ext cx="5486400" cy="5584439"/>
                     </a:xfrm>
                     <a:prstGeom prst="rect"/>
                   </pic:spPr>
@@ -221,7 +221,7 @@
     </w:p>
     <w:p>
       <w:r>
-        <w:t>I och inom 23 meter från avverkningsanmälan finns fynd av 10 naturvårdsarter, varav 8 är rödlistade, 2 är fridlysta, 7 är typiska (T) och 2 är signalarter (S): garnlav (VU, T), gräddporing (VU, T), blanksvart spiklav (NT), kolflarnlav (NT, T), skarp dropptaggsvamp (NT), talltagel (NT, T), talltita (NT, §4), tretåig hackspett (NT, T, §4), norrlandslav (S, T) och vedticka (S, T). Se Figur 1.</w:t>
+        <w:t>I och inom 23 meter från avverkningsanmälan finns fynd av 2 naturvårdsarter, varav 2 är rödlistade, 1 är fridlyst och 2 är typiska (T): kolflarnlav (NT, T) och tretåig hackspett (NT, T, §4). Se Figur 1.</w:t>
       </w:r>
     </w:p>
     <w:p>
@@ -252,66 +252,6 @@
         <w:rPr>
           <w:b/>
         </w:rPr>
-        <w:t>Garnlav (VU)</w:t>
-      </w:r>
-      <w:r>
-        <w:t xml:space="preserve"> är en utpräglad barrskogsart som ibland kan drapera träden i norrländska grannaturskogar med hög luftfuktighet. Den förekommer även i talldominerade bestånd där den, förutom i trädens grenverk, påträffas hängande över ojämnheter i tallbarken. Arten har minskat starkt i södra och mellersta Sverige och den minskar även i sitt nordliga utbredningsområde. Minskningstakten uppgår till 30 (20–50) % inom 50 år och överstiger gränsvärdet för Sårbar (VU). Orsaken till tillbakagången beror främst på slutavverkningar av naturskogsartade skogar. Bestånd med riklig förekomst bör regelmässigt sparas, vilket även gynnar flera andra sällsynta och rödlistade arter. Garnlav är värdväxt för den mycket sällsynta och akut hotade fjärilen barrskogslavfly (CR) som hör hemma i boreala barrskogar med riklig förekomst av värdväxten. Tidigare kunde arten konstateras årligen på flera platser vid Dala-Floda i Dalarna innan lokalerna kalavverkades. Senaste fyndet i landet av barrskogslavfly är från år 2000 då den påträffades vid Högberget i Sollefteå kommun. Garnlav är typisk art för </w:t>
-      </w:r>
-      <w:r>
-        <w:rPr>
-          <w:i/>
-        </w:rPr>
-        <w:t xml:space="preserve">9010 Taiga </w:t>
-      </w:r>
-      <w:r>
-        <w:t>och</w:t>
-      </w:r>
-      <w:r>
-        <w:rPr>
-          <w:i/>
-        </w:rPr>
-        <w:t xml:space="preserve"> 9070 Trädklädd betesmark</w:t>
-      </w:r>
-      <w:r>
-        <w:t xml:space="preserve"> (SLU Artdatabanken, 2026).</w:t>
-      </w:r>
-    </w:p>
-    <w:p>
-      <w:r>
-        <w:rPr>
-          <w:b/>
-        </w:rPr>
-        <w:t>Gräddporing (VU)</w:t>
-      </w:r>
-      <w:r>
-        <w:t xml:space="preserve"> växer nästan enbart i urskogsartad barrskog på gamla, kraftigt murkna, grova och mossbelupna tallågor i något fuktiga och skuggiga lägen. Arten är placerad högst upp i Skogsstyrelsens värdepyramid för bedömning av skog med höga naturvärden och indikerar gamla och relativt orörda tallnaturskogar med höga naturvärden där det under låg tid kontinuerligt funnits inslag av grova tallågor. För att på sikt hejda artens vikande trend behöver merparten av gräddporingens nu kända växtplatser undantas från skogsbruk. Gräddporing är typisk art för </w:t>
-      </w:r>
-      <w:r>
-        <w:rPr>
-          <w:i/>
-        </w:rPr>
-        <w:t>9010 Taiga</w:t>
-      </w:r>
-      <w:r>
-        <w:t xml:space="preserve"> (SLU Artdatabanken, 2024; Nitare &amp; Skogsstyrelsen, 2019).</w:t>
-      </w:r>
-    </w:p>
-    <w:p>
-      <w:r>
-        <w:rPr>
-          <w:b/>
-        </w:rPr>
-        <w:t>Blanksvart spiklav (NT)</w:t>
-      </w:r>
-      <w:r>
-        <w:t xml:space="preserve"> förekommer på torr, hård, gammal kärnved men även på äldre ytved av tall i naturskogsartade bestånd med begränsad brandpåverkan och ostörd hydrologi. Skogsbruksåtgärder på eller i närheten av lokaler med blanksvart spiklav utgör ett hot. Naturskogsartade öppna tall- och barrblandskogar med blanksvart spiklav indikerar höga biologiska värden och bör bevaras (SLU Artdatabanken, 2024).</w:t>
-      </w:r>
-    </w:p>
-    <w:p>
-      <w:r>
-        <w:rPr>
-          <w:b/>
-        </w:rPr>
         <w:t>Kolflarnlav (NT)</w:t>
       </w:r>
       <w:r>
@@ -325,48 +265,6 @@
       </w:r>
       <w:r>
         <w:t xml:space="preserve"> (SLU Artdatabanken, 2024).</w:t>
-      </w:r>
-    </w:p>
-    <w:p>
-      <w:r>
-        <w:rPr>
-          <w:b/>
-        </w:rPr>
-        <w:t xml:space="preserve">Skarp dropptaggsvamp (NT) </w:t>
-      </w:r>
-      <w:r>
-        <w:t>bildar mykorrhiza med både gran och tall, främst i barrskogar med trädkontinuitet. Arten uppträder dels i näringsrik kalkbarrskog och dels i sur lavtallskog. Kalkbarrskogarna är ofta grandominerade, olikåldriga och skiktade på frisk mark med ett örtrikt vegetationsskikt. Lavtallskogarna är i regel magra, torra, ljusöppna och ofta brandpräglade. Den totala populationen i landet har minskat och bedöms fortsätta minska till följd av avverkning av äldre barrskogar. Arten har begränsad förmåga att återetablera sig efter slutavverkning eller andra storskaliga skogsbruksåtgärder. Det saknas indikationer på att arten långsiktigt kan etablera eller reproducera sig i skogsbestånd som brukas med metoder som trakthyggesbruk, markberedning, gödsling eller föryngring med förädlat plantmaterial. Minskningstakten för den svenska populationen bedöms vara nära gränsvärdet för Sårbar (VU) (SLU Artdatabanken, 2026).</w:t>
-      </w:r>
-    </w:p>
-    <w:p>
-      <w:r>
-        <w:rPr>
-          <w:b/>
-        </w:rPr>
-        <w:t>Talltagel (NT)</w:t>
-      </w:r>
-      <w:r>
-        <w:t xml:space="preserve"> är en boreal art som förekommer på tall i äldre, öppna tallskogar. Den påverkas negativt av brist på kontinuitetsskog och minskningstakten bedöms vara nära gränsvärdet för Sårbar (VU). Talltagel är typisk art för </w:t>
-      </w:r>
-      <w:r>
-        <w:rPr>
-          <w:i/>
-        </w:rPr>
-        <w:t>9010 Taiga</w:t>
-      </w:r>
-      <w:r>
-        <w:t xml:space="preserve"> (SLU Artdatabanken, 2026).</w:t>
-      </w:r>
-    </w:p>
-    <w:p>
-      <w:r>
-        <w:rPr>
-          <w:b/>
-        </w:rPr>
-        <w:t>Talltita (NT, §4)</w:t>
-      </w:r>
-      <w:r>
-        <w:t>, rödlistad som nära hotad och prioriterad art i Skogsvårdslagen, har häckningsrevir i anmälan. Arten har minskat kraftigt de senaste 30 åren och minskningstakten innevarande 10-årsperiod beräknas till 20 (10–30) %. Talltitan är synnerligen trogen sitt cirka 15 hektar stora revir och är beroende av flerskiktade olikåldriga skogar för att kunna föda upp sina ungar. Talltitan försvinner om dess livsmiljö kalavverkas (Eggers &amp; Low, 2014; Ekman, 1979; Griesser et al, 2007; Klein, 2020; Siffczyk et al, 2003; SLU Artdatabanken, 2021).</w:t>
       </w:r>
     </w:p>
     <w:p>
@@ -396,55 +294,6 @@
       </w:r>
       <w:r>
         <w:t xml:space="preserve"> (Skogsstyrelsen, 2016; SLU Artdatabanken, 2024).</w:t>
-      </w:r>
-    </w:p>
-    <w:p>
-      <w:r>
-        <w:rPr>
-          <w:b/>
-        </w:rPr>
-        <w:t xml:space="preserve">Norrlandslav </w:t>
-      </w:r>
-      <w:r>
-        <w:t xml:space="preserve">indikerar söder om den naturliga norrlandsgränsen barrskogsbeklädda bergbranter eller andra ostörda skogsmiljöer med höga naturvärden. Norrlandslav är typisk art för </w:t>
-      </w:r>
-      <w:r>
-        <w:rPr>
-          <w:i/>
-        </w:rPr>
-        <w:t xml:space="preserve">9010 Taiga, 8110 Silikatrasmarker </w:t>
-      </w:r>
-      <w:r>
-        <w:t>och</w:t>
-      </w:r>
-      <w:r>
-        <w:rPr>
-          <w:i/>
-        </w:rPr>
-        <w:t xml:space="preserve"> 8120 Kalkrasmarker </w:t>
-      </w:r>
-      <w:r>
-        <w:t>(Nitare &amp; Skogsstyrelsen, 2000; SLU Artdatabanken, 2025).</w:t>
-      </w:r>
-    </w:p>
-    <w:p>
-      <w:r>
-        <w:rPr>
-          <w:b/>
-        </w:rPr>
-        <w:t xml:space="preserve">Vedticka </w:t>
-      </w:r>
-      <w:r>
-        <w:t xml:space="preserve">är en bra signalart söder om den naturliga norrlandsgränsen. Den är huvudsakligen knuten till äldre barrskogar där det föreligger långvarig kontinuitet av död barrved. Vedticka är typisk art för </w:t>
-      </w:r>
-      <w:r>
-        <w:rPr>
-          <w:i/>
-        </w:rPr>
-        <w:t xml:space="preserve">9010 Taiga </w:t>
-      </w:r>
-      <w:r>
-        <w:t>(Nitare &amp; Skogsstyrelsen, 2019; SLU Artdatabanken, 2025).</w:t>
       </w:r>
     </w:p>
     <w:p>
@@ -553,7 +402,7 @@
         <w:rPr>
           <w:i/>
         </w:rPr>
-        <w:t>I det avverkningsanmälda skogsområdet har 10 naturvårdsarter varav 8 rödlistade arter sina livsmiljöer och växtplatser.</w:t>
+        <w:t>I det avverkningsanmälda skogsområdet har 2 naturvårdsarter varav 2 rödlistade arter sina livsmiljöer och växtplatser.</w:t>
       </w:r>
     </w:p>
     <w:p>
@@ -751,126 +600,6 @@
       </w:pPr>
       <w:r>
         <w:t>BILAGA 1 – Fridlysta arter</w:t>
-      </w:r>
-    </w:p>
-    <w:p>
-      <w:pPr>
-        <w:pStyle w:val="Heading1"/>
-      </w:pPr>
-      <w:r>
-        <w:t>Talltita – ekologi samt krav på livsmiljön</w:t>
-      </w:r>
-    </w:p>
-    <w:p>
-      <w:r>
-        <w:t>Talltita är rödlistad som NT, fridlyst och prioriterad art i Skogsvårdslagen. Den omfattas av EU:s fågeldirektiv. Arten har minskat kraftigt de senaste 30 åren och minskningstakten innevarande 10-årsperiod beräknas till 20 (10–30) % (SLU Artdatabanken, 2022).</w:t>
-      </w:r>
-    </w:p>
-    <w:p>
-      <w:r>
-        <w:t>Talltita föredrar större sammanhängande barrskogar, och finns såväl i tallskog som granskog och i lövblandad barrskog. Skogens struktur är viktig och ska helst vara flerskiktad med riklig underväxt av mindre granar, björk och andra lövträd och buskar. Tillgång på murknande högstubbar är särskilt viktig, eftersom talltitan helst själv hackar ut sitt bohål (SLU Artdatabanken, 2022).</w:t>
-      </w:r>
-    </w:p>
-    <w:p>
-      <w:r>
-        <w:t>Det finns flera studier som visar att talltita är känslig för gallring och inte överlever när dess livsmiljö kalavverkas (Eggers and Low, 2014; Griesser et al., 2007; Klein, 2020). Talltitans revir är förhållandevis stora, 10–20 hektar och arten missgynnas när skogen fragmenteras. Kalavverkning av större delar av reviret innebär att det överges (Artdatabanken, 2021).</w:t>
-      </w:r>
-    </w:p>
-    <w:p>
-      <w:r>
-        <w:t>Talltitan är synnerligen trogen sitt revir så länge paret lever och biotopen förblir intakt. Paret stannar i sitt revir året om. En förlust av ett revir har därför en stor inverkan på den lokala populationen och trakthyggesbruket anses vara orsak till den svenska populationens kraftiga minskning. Talltiteparets revirtrohet innebär att närhelst under året man observerar en adult talltita så ingår denna plats i reviret (Siffczyk et al., 2003; Ekman, 1979).</w:t>
-      </w:r>
-    </w:p>
-    <w:p>
-      <w:pPr>
-        <w:pStyle w:val="Heading2"/>
-      </w:pPr>
-      <w:r>
-        <w:t>Referenser – talltita</w:t>
-      </w:r>
-    </w:p>
-    <w:p>
-      <w:r>
-        <w:t xml:space="preserve">Eggers, S., Low, M., 2014. </w:t>
-      </w:r>
-      <w:r>
-        <w:rPr>
-          <w:i/>
-        </w:rPr>
-        <w:t xml:space="preserve">Differential demographic responses of sympatric Parids to vegetation management in boreal forest. </w:t>
-      </w:r>
-      <w:r>
-        <w:t>For. Ecol. Manage. 319, 169–175.</w:t>
-      </w:r>
-    </w:p>
-    <w:p>
-      <w:r>
-        <w:t xml:space="preserve">Ekman, J., 1979. </w:t>
-      </w:r>
-      <w:r>
-        <w:rPr>
-          <w:i/>
-        </w:rPr>
-        <w:t xml:space="preserve">Coherence, composition and territories of winter social groups of the Willow Tit Parus montanus and the Crested Tit P. cristatus. </w:t>
-      </w:r>
-      <w:r>
-        <w:t>Ornis Scandinavica, 10, pp 56–68</w:t>
-      </w:r>
-    </w:p>
-    <w:p>
-      <w:r>
-        <w:t xml:space="preserve">Griesser, M., Nystrand, M., Eggers, S., Ekman, J., 2007. </w:t>
-      </w:r>
-      <w:r>
-        <w:rPr>
-          <w:i/>
-        </w:rPr>
-        <w:t xml:space="preserve">Impact of forestry practices on fitness correlates and population productivity in an open-nesting bird species. </w:t>
-      </w:r>
-      <w:r>
-        <w:t>Conserv. Biol. 21, 767–774. https://doi.org/10.1111/j.1523- 1739.2007.00675.x</w:t>
-      </w:r>
-    </w:p>
-    <w:p>
-      <w:r>
-        <w:t xml:space="preserve">Klein, J., 2020. </w:t>
-      </w:r>
-      <w:r>
-        <w:rPr>
-          <w:i/>
-        </w:rPr>
-        <w:t xml:space="preserve">The forgotten forest – On thinning, retention, and biodiversity in the boreal forest. </w:t>
-      </w:r>
-      <w:r>
-        <w:t>Doctoral Thesis No. 2020:50</w:t>
-      </w:r>
-    </w:p>
-    <w:p>
-      <w:r>
-        <w:t xml:space="preserve">Siffczyk, C., Brotons, L., Kangas, K., Orell, M., 2003. </w:t>
-      </w:r>
-      <w:r>
-        <w:rPr>
-          <w:i/>
-        </w:rPr>
-        <w:t xml:space="preserve">Home range size of willow tits. </w:t>
-      </w:r>
-      <w:r>
-        <w:t>Oecologica, 136, 635–642 (2003)</w:t>
-      </w:r>
-    </w:p>
-    <w:p>
-      <w:r>
-        <w:t xml:space="preserve">SLU Artdatabanken, 2021. </w:t>
-      </w:r>
-      <w:r>
-        <w:rPr>
-          <w:i/>
-        </w:rPr>
-        <w:t xml:space="preserve">Artfaktablad. Naturvård – artfakta. </w:t>
-      </w:r>
-      <w:r>
-        <w:t>SLU Artdatabanken, Uppsala</w:t>
       </w:r>
     </w:p>
     <w:p>
@@ -1202,7 +931,7 @@
     <w:r>
       <w:tab/>
       <w:tab/>
-      <w:t>2026-10-11</w:t>
+      <w:t>2026-10-12</w:t>
       <w:br/>
       <w:br/>
     </w:r>

--- a/klagomål/A 21370-2025 FSC-klagomål.docx
+++ b/klagomål/A 21370-2025 FSC-klagomål.docx
@@ -178,7 +178,7 @@
       <w:r>
         <w:drawing>
           <wp:inline xmlns:a="http://schemas.openxmlformats.org/drawingml/2006/main" xmlns:pic="http://schemas.openxmlformats.org/drawingml/2006/picture">
-            <wp:extent cx="5486400" cy="5584439"/>
+            <wp:extent cx="5486400" cy="5703216"/>
             <wp:docPr id="1" name="Picture 1"/>
             <wp:cNvGraphicFramePr>
               <a:graphicFrameLocks noChangeAspect="1"/>
@@ -199,7 +199,7 @@
                   <pic:spPr>
                     <a:xfrm>
                       <a:off x="0" y="0"/>
-                      <a:ext cx="5486400" cy="5584439"/>
+                      <a:ext cx="5486400" cy="5703216"/>
                     </a:xfrm>
                     <a:prstGeom prst="rect"/>
                   </pic:spPr>
@@ -221,7 +221,7 @@
     </w:p>
     <w:p>
       <w:r>
-        <w:t>I och inom 23 meter från avverkningsanmälan finns fynd av 2 naturvårdsarter, varav 2 är rödlistade, 1 är fridlyst och 2 är typiska (T): kolflarnlav (NT, T) och tretåig hackspett (NT, T, §4). Se Figur 1.</w:t>
+        <w:t>I och inom 23 meter från avverkningsanmälan finns fynd av 10 naturvårdsarter, varav 8 är rödlistade, 2 är fridlysta, 7 är typiska (T) och 2 är signalarter (S): garnlav (VU, T), gräddporing (VU, T), blanksvart spiklav (NT), kolflarnlav (NT, T), skarp dropptaggsvamp (NT), talltagel (NT, T), talltita (NT, §4), tretåig hackspett (NT, T, §4), norrlandslav (S, T) och vedticka (S, T). Se Figur 1.</w:t>
       </w:r>
     </w:p>
     <w:p>
@@ -252,10 +252,39 @@
         <w:rPr>
           <w:b/>
         </w:rPr>
-        <w:t>Kolflarnlav (NT)</w:t>
-      </w:r>
-      <w:r>
-        <w:t xml:space="preserve"> är brandberoende och växer nästan uteslutande på kolad hård kärnved av tall. Etableringen verkar ske först 100–300 år efter brand och nytt substrat nybildas i mycket begränsad omfattning. Avverkning av tallskog av naturskogskaraktär med spår av återkommande bränder är ett hot och mängden lämplig ved att växa på för arten minskar dels på grund av naturlig nedbrytning men framförallt på grund av att det förstörs i samband med slutavverkningar, gallringar och markberedning. Såväl kolflarnlav som mörk kolflarnlav har glänsande bålfjäll och förekommer främst i tall- och blandbarrskogar av naturskogskaraktär med spår av återkommande bränder. Skogar som dessa hyser höga biologiska värden och bör skyddas. Kolflarnlav är typisk art för </w:t>
+        <w:t>Garnlav (VU)</w:t>
+      </w:r>
+      <w:r>
+        <w:t xml:space="preserve"> är en utpräglad barrskogsart som ibland kan drapera träden i norrländska grannaturskogar med hög luftfuktighet. Den förekommer även i talldominerade bestånd där den, förutom i trädens grenverk, påträffas hängande över ojämnheter i tallbarken. Arten har minskat starkt i södra och mellersta Sverige och den minskar även i sitt nordliga utbredningsområde. Minskningstakten uppgår till 30 (20–50) % inom 50 år och överstiger gränsvärdet för Sårbar (VU). Orsaken till tillbakagången beror främst på slutavverkningar av naturskogsartade skogar. Bestånd med riklig förekomst bör regelmässigt sparas, vilket även gynnar flera andra sällsynta och rödlistade arter. Garnlav är värdväxt för den mycket sällsynta och akut hotade fjärilen barrskogslavfly (CR) som hör hemma i boreala barrskogar med riklig förekomst av värdväxten. Tidigare kunde arten konstateras årligen på flera platser vid Dala-Floda i Dalarna innan lokalerna kalavverkades. Senaste fyndet i landet av barrskogslavfly är från år 2000 då den påträffades vid Högberget i Sollefteå kommun. Garnlav är typisk art för </w:t>
+      </w:r>
+      <w:r>
+        <w:rPr>
+          <w:i/>
+        </w:rPr>
+        <w:t xml:space="preserve">9010 Taiga </w:t>
+      </w:r>
+      <w:r>
+        <w:t>och</w:t>
+      </w:r>
+      <w:r>
+        <w:rPr>
+          <w:i/>
+        </w:rPr>
+        <w:t xml:space="preserve"> 9070 Trädklädd betesmark</w:t>
+      </w:r>
+      <w:r>
+        <w:t xml:space="preserve"> (SLU Artdatabanken, 2026).</w:t>
+      </w:r>
+    </w:p>
+    <w:p>
+      <w:r>
+        <w:rPr>
+          <w:b/>
+        </w:rPr>
+        <w:t>Gräddporing (VU)</w:t>
+      </w:r>
+      <w:r>
+        <w:t xml:space="preserve"> växer nästan enbart i urskogsartad barrskog på gamla, kraftigt murkna, grova och mossbelupna tallågor i något fuktiga och skuggiga lägen. Arten är placerad högst upp i Skogsstyrelsens värdepyramid för bedömning av skog med höga naturvärden och indikerar gamla och relativt orörda tallnaturskogar med höga naturvärden där det under låg tid kontinuerligt funnits inslag av grova tallågor. För att på sikt hejda artens vikande trend behöver merparten av gräddporingens nu kända växtplatser undantas från skogsbruk. Gräddporing är typisk art för </w:t>
       </w:r>
       <w:r>
         <w:rPr>
@@ -264,7 +293,80 @@
         <w:t>9010 Taiga</w:t>
       </w:r>
       <w:r>
+        <w:t xml:space="preserve"> (SLU Artdatabanken, 2024; Nitare &amp; Skogsstyrelsen, 2019).</w:t>
+      </w:r>
+    </w:p>
+    <w:p>
+      <w:r>
+        <w:rPr>
+          <w:b/>
+        </w:rPr>
+        <w:t>Blanksvart spiklav (NT)</w:t>
+      </w:r>
+      <w:r>
+        <w:t xml:space="preserve"> förekommer på torr, hård, gammal kärnved men även på äldre ytved av tall i naturskogsartade bestånd med begränsad brandpåverkan och ostörd hydrologi. Skogsbruksåtgärder på eller i närheten av lokaler med blanksvart spiklav utgör ett hot. Naturskogsartade öppna tall- och barrblandskogar med blanksvart spiklav indikerar höga biologiska värden och bör bevaras (SLU Artdatabanken, 2024).</w:t>
+      </w:r>
+    </w:p>
+    <w:p>
+      <w:r>
+        <w:rPr>
+          <w:b/>
+        </w:rPr>
+        <w:t>Kolflarnlav (NT)</w:t>
+      </w:r>
+      <w:r>
+        <w:t xml:space="preserve"> är brandberoende och växer nästan uteslutande på kolad hård kärnved av tall. Etableringen verkar ske först 100–300 år efter brand och nytt substrat nybildas i mycket begränsad omfattning. Avverkning av tallskog av naturskogskaraktär med spår av återkommande bränder är ett hot och mängden lämplig ved att växa på för arten minskar dels på grund av naturlig nedbrytning men framförallt på grund av att det förstörs i samband med slutavverkningar, gallringar och markberedning. Såväl kolflarnlav som mörk kolflarnlav har glänsande bålfjäll och förekommer främst i tall- och blandbarrskogar av naturskogskaraktär med spår av återkommande bränder. Skogar som dessa hyser höga biologiska värden och bör skyddas. Kolflarnlav är typisk art för </w:t>
+      </w:r>
+      <w:r>
+        <w:rPr>
+          <w:i/>
+        </w:rPr>
+        <w:t>9010 Taiga</w:t>
+      </w:r>
+      <w:r>
         <w:t xml:space="preserve"> (SLU Artdatabanken, 2024).</w:t>
+      </w:r>
+    </w:p>
+    <w:p>
+      <w:r>
+        <w:rPr>
+          <w:b/>
+        </w:rPr>
+        <w:t xml:space="preserve">Skarp dropptaggsvamp (NT) </w:t>
+      </w:r>
+      <w:r>
+        <w:t>bildar mykorrhiza med både gran och tall, främst i barrskogar med trädkontinuitet. Arten uppträder dels i näringsrik kalkbarrskog och dels i sur lavtallskog. Kalkbarrskogarna är ofta grandominerade, olikåldriga och skiktade på frisk mark med ett örtrikt vegetationsskikt. Lavtallskogarna är i regel magra, torra, ljusöppna och ofta brandpräglade. Den totala populationen i landet har minskat och bedöms fortsätta minska till följd av avverkning av äldre barrskogar. Arten har begränsad förmåga att återetablera sig efter slutavverkning eller andra storskaliga skogsbruksåtgärder. Det saknas indikationer på att arten långsiktigt kan etablera eller reproducera sig i skogsbestånd som brukas med metoder som trakthyggesbruk, markberedning, gödsling eller föryngring med förädlat plantmaterial. Minskningstakten för den svenska populationen bedöms vara nära gränsvärdet för Sårbar (VU) (SLU Artdatabanken, 2026).</w:t>
+      </w:r>
+    </w:p>
+    <w:p>
+      <w:r>
+        <w:rPr>
+          <w:b/>
+        </w:rPr>
+        <w:t>Talltagel (NT)</w:t>
+      </w:r>
+      <w:r>
+        <w:t xml:space="preserve"> är en boreal art som förekommer på tall i äldre, öppna tallskogar. Den påverkas negativt av brist på kontinuitetsskog och minskningstakten bedöms vara nära gränsvärdet för Sårbar (VU). Talltagel är typisk art för </w:t>
+      </w:r>
+      <w:r>
+        <w:rPr>
+          <w:i/>
+        </w:rPr>
+        <w:t>9010 Taiga</w:t>
+      </w:r>
+      <w:r>
+        <w:t xml:space="preserve"> (SLU Artdatabanken, 2026).</w:t>
+      </w:r>
+    </w:p>
+    <w:p>
+      <w:r>
+        <w:rPr>
+          <w:b/>
+        </w:rPr>
+        <w:t>Talltita (NT, §4)</w:t>
+      </w:r>
+      <w:r>
+        <w:t>, rödlistad som nära hotad och prioriterad art i Skogsvårdslagen, har häckningsrevir i anmälan. Arten har minskat kraftigt de senaste 30 åren och minskningstakten innevarande 10-årsperiod beräknas till 20 (10–30) %. Talltitan är synnerligen trogen sitt cirka 15 hektar stora revir och är beroende av flerskiktade olikåldriga skogar för att kunna föda upp sina ungar. Talltitan försvinner om dess livsmiljö kalavverkas (Eggers &amp; Low, 2014; Ekman, 1979; Griesser et al, 2007; Klein, 2020; Siffczyk et al, 2003; SLU Artdatabanken, 2021).</w:t>
       </w:r>
     </w:p>
     <w:p>
@@ -294,6 +396,55 @@
       </w:r>
       <w:r>
         <w:t xml:space="preserve"> (Skogsstyrelsen, 2016; SLU Artdatabanken, 2024).</w:t>
+      </w:r>
+    </w:p>
+    <w:p>
+      <w:r>
+        <w:rPr>
+          <w:b/>
+        </w:rPr>
+        <w:t xml:space="preserve">Norrlandslav </w:t>
+      </w:r>
+      <w:r>
+        <w:t xml:space="preserve">indikerar söder om den naturliga norrlandsgränsen barrskogsbeklädda bergbranter eller andra ostörda skogsmiljöer med höga naturvärden. Norrlandslav är typisk art för </w:t>
+      </w:r>
+      <w:r>
+        <w:rPr>
+          <w:i/>
+        </w:rPr>
+        <w:t xml:space="preserve">9010 Taiga, 8110 Silikatrasmarker </w:t>
+      </w:r>
+      <w:r>
+        <w:t>och</w:t>
+      </w:r>
+      <w:r>
+        <w:rPr>
+          <w:i/>
+        </w:rPr>
+        <w:t xml:space="preserve"> 8120 Kalkrasmarker </w:t>
+      </w:r>
+      <w:r>
+        <w:t>(Nitare &amp; Skogsstyrelsen, 2000; SLU Artdatabanken, 2025).</w:t>
+      </w:r>
+    </w:p>
+    <w:p>
+      <w:r>
+        <w:rPr>
+          <w:b/>
+        </w:rPr>
+        <w:t xml:space="preserve">Vedticka </w:t>
+      </w:r>
+      <w:r>
+        <w:t xml:space="preserve">är en bra signalart söder om den naturliga norrlandsgränsen. Den är huvudsakligen knuten till äldre barrskogar där det föreligger långvarig kontinuitet av död barrved. Vedticka är typisk art för </w:t>
+      </w:r>
+      <w:r>
+        <w:rPr>
+          <w:i/>
+        </w:rPr>
+        <w:t xml:space="preserve">9010 Taiga </w:t>
+      </w:r>
+      <w:r>
+        <w:t>(Nitare &amp; Skogsstyrelsen, 2019; SLU Artdatabanken, 2025).</w:t>
       </w:r>
     </w:p>
     <w:p>
@@ -402,7 +553,7 @@
         <w:rPr>
           <w:i/>
         </w:rPr>
-        <w:t>I det avverkningsanmälda skogsområdet har 2 naturvårdsarter varav 2 rödlistade arter sina livsmiljöer och växtplatser.</w:t>
+        <w:t>I det avverkningsanmälda skogsområdet har 10 naturvårdsarter varav 8 rödlistade arter sina livsmiljöer och växtplatser.</w:t>
       </w:r>
     </w:p>
     <w:p>
@@ -600,6 +751,126 @@
       </w:pPr>
       <w:r>
         <w:t>BILAGA 1 – Fridlysta arter</w:t>
+      </w:r>
+    </w:p>
+    <w:p>
+      <w:pPr>
+        <w:pStyle w:val="Heading1"/>
+      </w:pPr>
+      <w:r>
+        <w:t>Talltita – ekologi samt krav på livsmiljön</w:t>
+      </w:r>
+    </w:p>
+    <w:p>
+      <w:r>
+        <w:t>Talltita är rödlistad som NT, fridlyst och prioriterad art i Skogsvårdslagen. Den omfattas av EU:s fågeldirektiv. Arten har minskat kraftigt de senaste 30 åren och minskningstakten innevarande 10-årsperiod beräknas till 20 (10–30) % (SLU Artdatabanken, 2022).</w:t>
+      </w:r>
+    </w:p>
+    <w:p>
+      <w:r>
+        <w:t>Talltita föredrar större sammanhängande barrskogar, och finns såväl i tallskog som granskog och i lövblandad barrskog. Skogens struktur är viktig och ska helst vara flerskiktad med riklig underväxt av mindre granar, björk och andra lövträd och buskar. Tillgång på murknande högstubbar är särskilt viktig, eftersom talltitan helst själv hackar ut sitt bohål (SLU Artdatabanken, 2022).</w:t>
+      </w:r>
+    </w:p>
+    <w:p>
+      <w:r>
+        <w:t>Det finns flera studier som visar att talltita är känslig för gallring och inte överlever när dess livsmiljö kalavverkas (Eggers and Low, 2014; Griesser et al., 2007; Klein, 2020). Talltitans revir är förhållandevis stora, 10–20 hektar och arten missgynnas när skogen fragmenteras. Kalavverkning av större delar av reviret innebär att det överges (Artdatabanken, 2021).</w:t>
+      </w:r>
+    </w:p>
+    <w:p>
+      <w:r>
+        <w:t>Talltitan är synnerligen trogen sitt revir så länge paret lever och biotopen förblir intakt. Paret stannar i sitt revir året om. En förlust av ett revir har därför en stor inverkan på den lokala populationen och trakthyggesbruket anses vara orsak till den svenska populationens kraftiga minskning. Talltiteparets revirtrohet innebär att närhelst under året man observerar en adult talltita så ingår denna plats i reviret (Siffczyk et al., 2003; Ekman, 1979).</w:t>
+      </w:r>
+    </w:p>
+    <w:p>
+      <w:pPr>
+        <w:pStyle w:val="Heading2"/>
+      </w:pPr>
+      <w:r>
+        <w:t>Referenser – talltita</w:t>
+      </w:r>
+    </w:p>
+    <w:p>
+      <w:r>
+        <w:t xml:space="preserve">Eggers, S., Low, M., 2014. </w:t>
+      </w:r>
+      <w:r>
+        <w:rPr>
+          <w:i/>
+        </w:rPr>
+        <w:t xml:space="preserve">Differential demographic responses of sympatric Parids to vegetation management in boreal forest. </w:t>
+      </w:r>
+      <w:r>
+        <w:t>For. Ecol. Manage. 319, 169–175.</w:t>
+      </w:r>
+    </w:p>
+    <w:p>
+      <w:r>
+        <w:t xml:space="preserve">Ekman, J., 1979. </w:t>
+      </w:r>
+      <w:r>
+        <w:rPr>
+          <w:i/>
+        </w:rPr>
+        <w:t xml:space="preserve">Coherence, composition and territories of winter social groups of the Willow Tit Parus montanus and the Crested Tit P. cristatus. </w:t>
+      </w:r>
+      <w:r>
+        <w:t>Ornis Scandinavica, 10, pp 56–68</w:t>
+      </w:r>
+    </w:p>
+    <w:p>
+      <w:r>
+        <w:t xml:space="preserve">Griesser, M., Nystrand, M., Eggers, S., Ekman, J., 2007. </w:t>
+      </w:r>
+      <w:r>
+        <w:rPr>
+          <w:i/>
+        </w:rPr>
+        <w:t xml:space="preserve">Impact of forestry practices on fitness correlates and population productivity in an open-nesting bird species. </w:t>
+      </w:r>
+      <w:r>
+        <w:t>Conserv. Biol. 21, 767–774. https://doi.org/10.1111/j.1523- 1739.2007.00675.x</w:t>
+      </w:r>
+    </w:p>
+    <w:p>
+      <w:r>
+        <w:t xml:space="preserve">Klein, J., 2020. </w:t>
+      </w:r>
+      <w:r>
+        <w:rPr>
+          <w:i/>
+        </w:rPr>
+        <w:t xml:space="preserve">The forgotten forest – On thinning, retention, and biodiversity in the boreal forest. </w:t>
+      </w:r>
+      <w:r>
+        <w:t>Doctoral Thesis No. 2020:50</w:t>
+      </w:r>
+    </w:p>
+    <w:p>
+      <w:r>
+        <w:t xml:space="preserve">Siffczyk, C., Brotons, L., Kangas, K., Orell, M., 2003. </w:t>
+      </w:r>
+      <w:r>
+        <w:rPr>
+          <w:i/>
+        </w:rPr>
+        <w:t xml:space="preserve">Home range size of willow tits. </w:t>
+      </w:r>
+      <w:r>
+        <w:t>Oecologica, 136, 635–642 (2003)</w:t>
+      </w:r>
+    </w:p>
+    <w:p>
+      <w:r>
+        <w:t xml:space="preserve">SLU Artdatabanken, 2021. </w:t>
+      </w:r>
+      <w:r>
+        <w:rPr>
+          <w:i/>
+        </w:rPr>
+        <w:t xml:space="preserve">Artfaktablad. Naturvård – artfakta. </w:t>
+      </w:r>
+      <w:r>
+        <w:t>SLU Artdatabanken, Uppsala</w:t>
       </w:r>
     </w:p>
     <w:p>
@@ -931,7 +1202,7 @@
     <w:r>
       <w:tab/>
       <w:tab/>
-      <w:t>2026-10-12</w:t>
+      <w:t>2026-10-13</w:t>
       <w:br/>
       <w:br/>
     </w:r>

--- a/klagomål/A 21370-2025 FSC-klagomål.docx
+++ b/klagomål/A 21370-2025 FSC-klagomål.docx
@@ -1202,7 +1202,7 @@
     <w:r>
       <w:tab/>
       <w:tab/>
-      <w:t>2026-10-13</w:t>
+      <w:t>2026-10-14</w:t>
       <w:br/>
       <w:br/>
     </w:r>

--- a/klagomål/A 21370-2025 FSC-klagomål.docx
+++ b/klagomål/A 21370-2025 FSC-klagomål.docx
@@ -1202,7 +1202,7 @@
     <w:r>
       <w:tab/>
       <w:tab/>
-      <w:t>2026-10-14</w:t>
+      <w:t>2026-10-15</w:t>
       <w:br/>
       <w:br/>
     </w:r>

--- a/klagomål/A 21370-2025 FSC-klagomål.docx
+++ b/klagomål/A 21370-2025 FSC-klagomål.docx
@@ -1202,7 +1202,7 @@
     <w:r>
       <w:tab/>
       <w:tab/>
-      <w:t>2026-10-15</w:t>
+      <w:t>2026-10-16</w:t>
       <w:br/>
       <w:br/>
     </w:r>

--- a/klagomål/A 21370-2025 FSC-klagomål.docx
+++ b/klagomål/A 21370-2025 FSC-klagomål.docx
@@ -1202,7 +1202,7 @@
     <w:r>
       <w:tab/>
       <w:tab/>
-      <w:t>2026-10-16</w:t>
+      <w:t>2026-10-17</w:t>
       <w:br/>
       <w:br/>
     </w:r>

--- a/klagomål/A 21370-2025 FSC-klagomål.docx
+++ b/klagomål/A 21370-2025 FSC-klagomål.docx
@@ -1202,7 +1202,7 @@
     <w:r>
       <w:tab/>
       <w:tab/>
-      <w:t>2026-10-17</w:t>
+      <w:t>2026-10-18</w:t>
       <w:br/>
       <w:br/>
     </w:r>

--- a/klagomål/A 21370-2025 FSC-klagomål.docx
+++ b/klagomål/A 21370-2025 FSC-klagomål.docx
@@ -1202,7 +1202,7 @@
     <w:r>
       <w:tab/>
       <w:tab/>
-      <w:t>2026-10-18</w:t>
+      <w:t>2026-10-19</w:t>
       <w:br/>
       <w:br/>
     </w:r>

--- a/klagomål/A 21370-2025 FSC-klagomål.docx
+++ b/klagomål/A 21370-2025 FSC-klagomål.docx
@@ -1202,7 +1202,7 @@
     <w:r>
       <w:tab/>
       <w:tab/>
-      <w:t>2026-10-19</w:t>
+      <w:t>2026-10-20</w:t>
       <w:br/>
       <w:br/>
     </w:r>

--- a/klagomål/A 21370-2025 FSC-klagomål.docx
+++ b/klagomål/A 21370-2025 FSC-klagomål.docx
@@ -1202,7 +1202,7 @@
     <w:r>
       <w:tab/>
       <w:tab/>
-      <w:t>2026-10-20</w:t>
+      <w:t>2026-10-21</w:t>
       <w:br/>
       <w:br/>
     </w:r>

--- a/klagomål/A 21370-2025 FSC-klagomål.docx
+++ b/klagomål/A 21370-2025 FSC-klagomål.docx
@@ -1202,7 +1202,7 @@
     <w:r>
       <w:tab/>
       <w:tab/>
-      <w:t>2026-10-21</w:t>
+      <w:t>2026-10-22</w:t>
       <w:br/>
       <w:br/>
     </w:r>

--- a/klagomål/A 21370-2025 FSC-klagomål.docx
+++ b/klagomål/A 21370-2025 FSC-klagomål.docx
@@ -1202,7 +1202,7 @@
     <w:r>
       <w:tab/>
       <w:tab/>
-      <w:t>2026-10-22</w:t>
+      <w:t>2026-10-23</w:t>
       <w:br/>
       <w:br/>
     </w:r>

--- a/klagomål/A 21370-2025 FSC-klagomål.docx
+++ b/klagomål/A 21370-2025 FSC-klagomål.docx
@@ -1202,7 +1202,7 @@
     <w:r>
       <w:tab/>
       <w:tab/>
-      <w:t>2026-10-23</w:t>
+      <w:t>2026-10-24</w:t>
       <w:br/>
       <w:br/>
     </w:r>

--- a/klagomål/A 21370-2025 FSC-klagomål.docx
+++ b/klagomål/A 21370-2025 FSC-klagomål.docx
@@ -1202,7 +1202,7 @@
     <w:r>
       <w:tab/>
       <w:tab/>
-      <w:t>2026-10-24</w:t>
+      <w:t>2026-10-25</w:t>
       <w:br/>
       <w:br/>
     </w:r>

--- a/klagomål/A 21370-2025 FSC-klagomål.docx
+++ b/klagomål/A 21370-2025 FSC-klagomål.docx
@@ -1202,7 +1202,7 @@
     <w:r>
       <w:tab/>
       <w:tab/>
-      <w:t>2026-10-25</w:t>
+      <w:t>2026-10-26</w:t>
       <w:br/>
       <w:br/>
     </w:r>

--- a/klagomål/A 21370-2025 FSC-klagomål.docx
+++ b/klagomål/A 21370-2025 FSC-klagomål.docx
@@ -1202,7 +1202,7 @@
     <w:r>
       <w:tab/>
       <w:tab/>
-      <w:t>2026-10-26</w:t>
+      <w:t>2026-10-27</w:t>
       <w:br/>
       <w:br/>
     </w:r>

--- a/klagomål/A 21370-2025 FSC-klagomål.docx
+++ b/klagomål/A 21370-2025 FSC-klagomål.docx
@@ -1202,7 +1202,7 @@
     <w:r>
       <w:tab/>
       <w:tab/>
-      <w:t>2026-10-27</w:t>
+      <w:t>2026-10-28</w:t>
       <w:br/>
       <w:br/>
     </w:r>

--- a/klagomål/A 21370-2025 FSC-klagomål.docx
+++ b/klagomål/A 21370-2025 FSC-klagomål.docx
@@ -1202,7 +1202,7 @@
     <w:r>
       <w:tab/>
       <w:tab/>
-      <w:t>2026-10-28</w:t>
+      <w:t>2026-10-29</w:t>
       <w:br/>
       <w:br/>
     </w:r>

--- a/klagomål/A 21370-2025 FSC-klagomål.docx
+++ b/klagomål/A 21370-2025 FSC-klagomål.docx
@@ -1202,7 +1202,7 @@
     <w:r>
       <w:tab/>
       <w:tab/>
-      <w:t>2026-10-29</w:t>
+      <w:t>2026-10-31</w:t>
       <w:br/>
       <w:br/>
     </w:r>
